--- a/TS Jatai Ghanam Project/TS 2.2/TS 2.2 Ghanam Sanskrit Corrections.docx
+++ b/TS Jatai Ghanam Project/TS 2.2/TS 2.2 Ghanam Sanskrit Corrections.docx
@@ -1,7 +1,335 @@
 
 <file path=word/document.xml><?xml version="1.0" encoding="utf-8"?>
-<w:document xmlns:wpc="http://schemas.microsoft.com/office/word/2010/wordprocessingCanvas" xmlns:cx="http://schemas.microsoft.com/office/drawing/2014/chartex" xmlns:cx1="http://schemas.microsoft.com/office/drawing/2015/9/8/chartex" xmlns:cx2="http://schemas.microsoft.com/office/drawing/2015/10/21/chartex" xmlns:cx3="http://schemas.microsoft.com/office/drawing/2016/5/9/chartex" xmlns:cx4="http://schemas.microsoft.com/office/drawing/2016/5/10/chartex" xmlns:cx5="http://schemas.microsoft.com/office/drawing/2016/5/11/chartex" xmlns:cx6="http://schemas.microsoft.com/office/drawing/2016/5/12/chartex" xmlns:cx7="http://schemas.microsoft.com/office/drawing/2016/5/13/chartex" xmlns:cx8="http://schemas.microsoft.com/office/drawing/2016/5/14/chartex" xmlns:mc="http://schemas.openxmlformats.org/markup-compatibility/2006" xmlns:aink="http://schemas.microsoft.com/office/drawing/2016/ink" xmlns:am3d="http://schemas.microsoft.com/office/drawing/2017/model3d" xmlns:o="urn:schemas-microsoft-com:office:office" xmlns:oel="http://schemas.microsoft.com/office/2019/extlst" xmlns:r="http://schemas.openxmlformats.org/officeDocument/2006/relationships" xmlns:m="http://schemas.openxmlformats.org/officeDocument/2006/math" xmlns:v="urn:schemas-microsoft-com:vml" xmlns:wp14="http://schemas.microsoft.com/office/word/2010/wordprocessingDrawing" xmlns:wp="http://schemas.openxmlformats.org/drawingml/2006/wordprocessingDrawing" xmlns:w10="urn:schemas-microsoft-com:office:word" xmlns:w="http://schemas.openxmlformats.org/wordprocessingml/2006/main" xmlns:w14="http://schemas.microsoft.com/office/word/2010/wordml" xmlns:w15="http://schemas.microsoft.com/office/word/2012/wordml" xmlns:w16cex="http://schemas.microsoft.com/office/word/2018/wordml/cex" xmlns:w16cid="http://schemas.microsoft.com/office/word/2016/wordml/cid" xmlns:w16="http://schemas.microsoft.com/office/word/2018/wordml" xmlns:w16sdtdh="http://schemas.microsoft.com/office/word/2020/wordml/sdtdatahash" xmlns:w16se="http://schemas.microsoft.com/office/word/2015/wordml/symex" xmlns:wpg="http://schemas.microsoft.com/office/word/2010/wordprocessingGroup" xmlns:wpi="http://schemas.microsoft.com/office/word/2010/wordprocessingInk" xmlns:wne="http://schemas.microsoft.com/office/word/2006/wordml" xmlns:wps="http://schemas.microsoft.com/office/word/2010/wordprocessingShape" mc:Ignorable="w14 w15 w16se w16cid w16 w16cex w16sdtdh wp14">
+<w:document xmlns:wpc="http://schemas.microsoft.com/office/word/2010/wordprocessingCanvas" xmlns:cx="http://schemas.microsoft.com/office/drawing/2014/chartex" xmlns:cx1="http://schemas.microsoft.com/office/drawing/2015/9/8/chartex" xmlns:cx2="http://schemas.microsoft.com/office/drawing/2015/10/21/chartex" xmlns:cx3="http://schemas.microsoft.com/office/drawing/2016/5/9/chartex" xmlns:cx4="http://schemas.microsoft.com/office/drawing/2016/5/10/chartex" xmlns:cx5="http://schemas.microsoft.com/office/drawing/2016/5/11/chartex" xmlns:cx6="http://schemas.microsoft.com/office/drawing/2016/5/12/chartex" xmlns:cx7="http://schemas.microsoft.com/office/drawing/2016/5/13/chartex" xmlns:cx8="http://schemas.microsoft.com/office/drawing/2016/5/14/chartex" xmlns:mc="http://schemas.openxmlformats.org/markup-compatibility/2006" xmlns:aink="http://schemas.microsoft.com/office/drawing/2016/ink" xmlns:am3d="http://schemas.microsoft.com/office/drawing/2017/model3d" xmlns:o="urn:schemas-microsoft-com:office:office" xmlns:oel="http://schemas.microsoft.com/office/2019/extlst" xmlns:r="http://schemas.openxmlformats.org/officeDocument/2006/relationships" xmlns:m="http://schemas.openxmlformats.org/officeDocument/2006/math" xmlns:v="urn:schemas-microsoft-com:vml" xmlns:wp14="http://schemas.microsoft.com/office/word/2010/wordprocessingDrawing" xmlns:wp="http://schemas.openxmlformats.org/drawingml/2006/wordprocessingDrawing" xmlns:w10="urn:schemas-microsoft-com:office:word" xmlns:w="http://schemas.openxmlformats.org/wordprocessingml/2006/main" xmlns:w14="http://schemas.microsoft.com/office/word/2010/wordml" xmlns:w15="http://schemas.microsoft.com/office/word/2012/wordml" xmlns:w16cex="http://schemas.microsoft.com/office/word/2018/wordml/cex" xmlns:w16cid="http://schemas.microsoft.com/office/word/2016/wordml/cid" xmlns:w16="http://schemas.microsoft.com/office/word/2018/wordml" xmlns:w16du="http://schemas.microsoft.com/office/word/2023/wordml/word16du" xmlns:w16sdtdh="http://schemas.microsoft.com/office/word/2020/wordml/sdtdatahash" xmlns:w16sdtfl="http://schemas.microsoft.com/office/word/2024/wordml/sdtformatlock" xmlns:w16se="http://schemas.microsoft.com/office/word/2015/wordml/symex" xmlns:wpg="http://schemas.microsoft.com/office/word/2010/wordprocessingGroup" xmlns:wpi="http://schemas.microsoft.com/office/word/2010/wordprocessingInk" xmlns:wne="http://schemas.microsoft.com/office/word/2006/wordml" xmlns:wps="http://schemas.microsoft.com/office/word/2010/wordprocessingShape" mc:Ignorable="w14 w15 w16se w16cid w16 w16cex w16sdtdh w16sdtfl w16du wp14">
   <w:body>
+    <w:p>
+      <w:pPr>
+        <w:spacing w:before="0" w:line="240" w:lineRule="auto"/>
+        <w:jc w:val="center"/>
+        <w:rPr>
+          <w:b/>
+          <w:bCs/>
+          <w:sz w:val="32"/>
+          <w:szCs w:val="32"/>
+          <w:u w:val="single"/>
+        </w:rPr>
+      </w:pPr>
+      <w:r>
+        <w:rPr>
+          <w:b/>
+          <w:bCs/>
+          <w:sz w:val="32"/>
+          <w:szCs w:val="32"/>
+          <w:u w:val="single"/>
+        </w:rPr>
+        <w:t xml:space="preserve">TS </w:t>
+      </w:r>
+      <w:r>
+        <w:rPr>
+          <w:b/>
+          <w:bCs/>
+          <w:sz w:val="32"/>
+          <w:szCs w:val="32"/>
+          <w:u w:val="single"/>
+        </w:rPr>
+        <w:t>Ghanam</w:t>
+      </w:r>
+      <w:r>
+        <w:rPr>
+          <w:b/>
+          <w:bCs/>
+          <w:sz w:val="32"/>
+          <w:szCs w:val="32"/>
+          <w:u w:val="single"/>
+        </w:rPr>
+        <w:t xml:space="preserve"> – TS 2.2 </w:t>
+      </w:r>
+      <w:r>
+        <w:rPr>
+          <w:b/>
+          <w:bCs/>
+          <w:sz w:val="32"/>
+          <w:szCs w:val="32"/>
+          <w:u w:val="single"/>
+        </w:rPr>
+        <w:t>Sanskrit</w:t>
+      </w:r>
+      <w:r>
+        <w:rPr>
+          <w:b/>
+          <w:bCs/>
+          <w:sz w:val="32"/>
+          <w:szCs w:val="32"/>
+          <w:u w:val="single"/>
+        </w:rPr>
+        <w:t xml:space="preserve"> Corrections – Observed till 3</w:t>
+      </w:r>
+      <w:r>
+        <w:rPr>
+          <w:b/>
+          <w:bCs/>
+          <w:sz w:val="32"/>
+          <w:szCs w:val="32"/>
+          <w:u w:val="single"/>
+        </w:rPr>
+        <w:t>1st</w:t>
+      </w:r>
+      <w:r>
+        <w:rPr>
+          <w:b/>
+          <w:bCs/>
+          <w:sz w:val="32"/>
+          <w:szCs w:val="32"/>
+          <w:u w:val="single"/>
+        </w:rPr>
+        <w:t xml:space="preserve"> Ju</w:t>
+      </w:r>
+      <w:r>
+        <w:rPr>
+          <w:b/>
+          <w:bCs/>
+          <w:sz w:val="32"/>
+          <w:szCs w:val="32"/>
+          <w:u w:val="single"/>
+        </w:rPr>
+        <w:t>ly</w:t>
+      </w:r>
+      <w:r>
+        <w:rPr>
+          <w:b/>
+          <w:bCs/>
+          <w:sz w:val="32"/>
+          <w:szCs w:val="32"/>
+          <w:u w:val="single"/>
+        </w:rPr>
+        <w:t xml:space="preserve"> 202</w:t>
+      </w:r>
+      <w:r>
+        <w:rPr>
+          <w:b/>
+          <w:bCs/>
+          <w:sz w:val="32"/>
+          <w:szCs w:val="32"/>
+          <w:u w:val="single"/>
+        </w:rPr>
+        <w:t>6</w:t>
+      </w:r>
+    </w:p>
+    <w:p>
+      <w:pPr>
+        <w:spacing w:before="0" w:line="240" w:lineRule="auto"/>
+        <w:jc w:val="center"/>
+        <w:rPr>
+          <w:b/>
+          <w:bCs/>
+          <w:sz w:val="28"/>
+          <w:szCs w:val="32"/>
+        </w:rPr>
+      </w:pPr>
+      <w:r>
+        <w:rPr>
+          <w:b/>
+          <w:bCs/>
+          <w:sz w:val="28"/>
+          <w:szCs w:val="32"/>
+        </w:rPr>
+        <w:t>(ignore those which are already incorporated in your book’s version and date)</w:t>
+      </w:r>
+    </w:p>
+    <w:tbl>
+      <w:tblPr>
+        <w:tblW w:w="14254" w:type="dxa"/>
+        <w:tblInd w:w="-792" w:type="dxa"/>
+        <w:tblBorders>
+          <w:top w:val="single" w:sz="4" w:space="0" w:color="000000"/>
+          <w:left w:val="single" w:sz="4" w:space="0" w:color="000000"/>
+          <w:bottom w:val="single" w:sz="4" w:space="0" w:color="000000"/>
+          <w:right w:val="single" w:sz="4" w:space="0" w:color="000000"/>
+          <w:insideH w:val="single" w:sz="4" w:space="0" w:color="000000"/>
+          <w:insideV w:val="single" w:sz="4" w:space="0" w:color="000000"/>
+        </w:tblBorders>
+        <w:tblLook w:val="04A0" w:firstRow="1" w:lastRow="0" w:firstColumn="1" w:lastColumn="0" w:noHBand="0" w:noVBand="1"/>
+      </w:tblPr>
+      <w:tblGrid>
+        <w:gridCol w:w="7166"/>
+        <w:gridCol w:w="7088"/>
+      </w:tblGrid>
+      <w:tr>
+        <w:tc>
+          <w:tcPr>
+            <w:tcW w:w="7166" w:type="dxa"/>
+          </w:tcPr>
+          <w:p>
+            <w:pPr>
+              <w:spacing w:before="0" w:line="240" w:lineRule="auto"/>
+              <w:jc w:val="center"/>
+              <w:rPr>
+                <w:b/>
+                <w:sz w:val="32"/>
+                <w:szCs w:val="32"/>
+              </w:rPr>
+            </w:pPr>
+            <w:r>
+              <w:rPr>
+                <w:b/>
+                <w:sz w:val="32"/>
+                <w:szCs w:val="32"/>
+              </w:rPr>
+              <w:t>As Printed</w:t>
+            </w:r>
+          </w:p>
+        </w:tc>
+        <w:tc>
+          <w:tcPr>
+            <w:tcW w:w="7088" w:type="dxa"/>
+          </w:tcPr>
+          <w:p>
+            <w:pPr>
+              <w:spacing w:before="0" w:line="240" w:lineRule="auto"/>
+              <w:ind w:right="-18"/>
+              <w:jc w:val="center"/>
+              <w:rPr>
+                <w:b/>
+                <w:sz w:val="32"/>
+                <w:szCs w:val="32"/>
+              </w:rPr>
+            </w:pPr>
+            <w:r>
+              <w:rPr>
+                <w:b/>
+                <w:sz w:val="32"/>
+                <w:szCs w:val="32"/>
+              </w:rPr>
+              <w:t>To be read as or corrected as</w:t>
+            </w:r>
+            <w:r>
+              <w:rPr>
+                <w:b/>
+                <w:sz w:val="32"/>
+                <w:szCs w:val="32"/>
+              </w:rPr>
+              <w:t xml:space="preserve"> </w:t>
+            </w:r>
+          </w:p>
+        </w:tc>
+      </w:tr>
+      <w:tr>
+        <w:trPr>
+          <w:trHeight w:val="757"/>
+        </w:trPr>
+        <w:tc>
+          <w:tcPr>
+            <w:tcW w:w="7166" w:type="dxa"/>
+          </w:tcPr>
+          <w:p>
+            <w:pPr>
+              <w:widowControl w:val="0"/>
+              <w:autoSpaceDE w:val="0"/>
+              <w:autoSpaceDN w:val="0"/>
+              <w:adjustRightInd w:val="0"/>
+              <w:spacing w:before="0" w:line="240" w:lineRule="auto"/>
+              <w:rPr>
+                <w:rFonts w:cs="BRH Malayalam Extra"/>
+                <w:b/>
+                <w:bCs/>
+                <w:color w:val="000000"/>
+                <w:szCs w:val="40"/>
+              </w:rPr>
+            </w:pPr>
+            <w:r>
+              <w:rPr>
+                <w:rFonts w:cs="BRH Malayalam Extra"/>
+                <w:b/>
+                <w:bCs/>
+                <w:color w:val="000000"/>
+                <w:szCs w:val="40"/>
+              </w:rPr>
+              <w:t>None           None        None                    None</w:t>
+            </w:r>
+          </w:p>
+        </w:tc>
+        <w:tc>
+          <w:tcPr>
+            <w:tcW w:w="7088" w:type="dxa"/>
+          </w:tcPr>
+          <w:p>
+            <w:pPr>
+              <w:widowControl w:val="0"/>
+              <w:autoSpaceDE w:val="0"/>
+              <w:autoSpaceDN w:val="0"/>
+              <w:adjustRightInd w:val="0"/>
+              <w:spacing w:before="0" w:line="240" w:lineRule="auto"/>
+              <w:rPr>
+                <w:rFonts w:cs="BRH Malayalam Extra"/>
+                <w:b/>
+                <w:bCs/>
+                <w:color w:val="000000"/>
+                <w:szCs w:val="40"/>
+              </w:rPr>
+            </w:pPr>
+            <w:r>
+              <w:rPr>
+                <w:rFonts w:cs="BRH Malayalam Extra"/>
+                <w:b/>
+                <w:bCs/>
+                <w:color w:val="000000"/>
+                <w:szCs w:val="40"/>
+              </w:rPr>
+              <w:t>None           None        None                    None</w:t>
+            </w:r>
+          </w:p>
+        </w:tc>
+      </w:tr>
+    </w:tbl>
+    <w:p>
+      <w:pPr>
+        <w:spacing w:before="0" w:line="240" w:lineRule="auto"/>
+        <w:jc w:val="center"/>
+        <w:rPr>
+          <w:b/>
+          <w:bCs/>
+          <w:sz w:val="32"/>
+          <w:szCs w:val="32"/>
+          <w:u w:val="single"/>
+        </w:rPr>
+      </w:pPr>
+      <w:r>
+        <w:rPr>
+          <w:b/>
+          <w:bCs/>
+          <w:sz w:val="32"/>
+          <w:szCs w:val="32"/>
+          <w:u w:val="single"/>
+        </w:rPr>
+        <w:t>================</w:t>
+      </w:r>
+    </w:p>
+    <w:p>
+      <w:pPr>
+        <w:spacing w:before="0" w:line="240" w:lineRule="auto"/>
+        <w:jc w:val="center"/>
+        <w:rPr>
+          <w:b/>
+          <w:bCs/>
+          <w:sz w:val="32"/>
+          <w:szCs w:val="32"/>
+          <w:u w:val="single"/>
+        </w:rPr>
+      </w:pPr>
+    </w:p>
+    <w:p>
+      <w:pPr>
+        <w:spacing w:before="0" w:line="240" w:lineRule="auto"/>
+        <w:jc w:val="center"/>
+        <w:rPr>
+          <w:b/>
+          <w:bCs/>
+          <w:sz w:val="32"/>
+          <w:szCs w:val="32"/>
+          <w:u w:val="single"/>
+        </w:rPr>
+      </w:pPr>
+    </w:p>
     <w:p>
       <w:pPr>
         <w:spacing w:before="0" w:line="240" w:lineRule="auto"/>
@@ -123,27 +451,7 @@
           <w:sz w:val="28"/>
           <w:szCs w:val="32"/>
         </w:rPr>
-        <w:t>(</w:t>
-      </w:r>
-      <w:proofErr w:type="gramStart"/>
-      <w:r>
-        <w:rPr>
-          <w:b/>
-          <w:bCs/>
-          <w:sz w:val="28"/>
-          <w:szCs w:val="32"/>
-        </w:rPr>
-        <w:t>ignore</w:t>
-      </w:r>
-      <w:proofErr w:type="gramEnd"/>
-      <w:r>
-        <w:rPr>
-          <w:b/>
-          <w:bCs/>
-          <w:sz w:val="28"/>
-          <w:szCs w:val="32"/>
-        </w:rPr>
-        <w:t xml:space="preserve"> those which are already incorporated in your book’s version and date)</w:t>
+        <w:t>(ignore those which are already incorporated in your book’s version and date)</w:t>
       </w:r>
     </w:p>
     <w:tbl>
@@ -1310,7 +1618,27 @@
                 <w:sz w:val="32"/>
                 <w:szCs w:val="40"/>
               </w:rPr>
-              <w:t>¤ÉÉ(aqÉç)þÍxÉ | mÉëå</w:t>
+              <w:t>¤</w:t>
+            </w:r>
+            <w:proofErr w:type="gramStart"/>
+            <w:r>
+              <w:rPr>
+                <w:rFonts w:ascii="BRH Devanagari Extra" w:hAnsi="BRH Devanagari Extra" w:cs="BRH Devanagari Extra"/>
+                <w:color w:val="000000"/>
+                <w:sz w:val="32"/>
+                <w:szCs w:val="40"/>
+              </w:rPr>
+              <w:t>ÉÉ(</w:t>
+            </w:r>
+            <w:proofErr w:type="gramEnd"/>
+            <w:r>
+              <w:rPr>
+                <w:rFonts w:ascii="BRH Devanagari Extra" w:hAnsi="BRH Devanagari Extra" w:cs="BRH Devanagari Extra"/>
+                <w:color w:val="000000"/>
+                <w:sz w:val="32"/>
+                <w:szCs w:val="40"/>
+              </w:rPr>
+              <w:t>aqÉç)þÍxÉ | mÉëå</w:t>
             </w:r>
             <w:r>
               <w:rPr>
@@ -1439,24 +1767,64 @@
                 <w:sz w:val="32"/>
                 <w:szCs w:val="40"/>
               </w:rPr>
-              <w:t xml:space="preserve"> U¤ÉÉ(aqÉç)þÍxÉ</w:t>
-            </w:r>
-            <w:r>
-              <w:rPr>
-                <w:rFonts w:ascii="BRH Malayalam Extra" w:hAnsi="BRH Malayalam Extra" w:cs="BRH Devanagari Extra"/>
-                <w:color w:val="000000"/>
-                <w:szCs w:val="40"/>
-              </w:rPr>
-              <w:t>–</w:t>
-            </w:r>
-            <w:r>
-              <w:rPr>
-                <w:rFonts w:ascii="BRH Devanagari Extra" w:hAnsi="BRH Devanagari Extra" w:cs="BRH Devanagari Extra"/>
-                <w:color w:val="000000"/>
-                <w:sz w:val="32"/>
-                <w:szCs w:val="40"/>
-              </w:rPr>
-              <w:t xml:space="preserve"> U¤ÉÉ(aqÉç)þÍxÉ mÉëå</w:t>
+              <w:t xml:space="preserve"> U¤</w:t>
+            </w:r>
+            <w:proofErr w:type="gramStart"/>
+            <w:r>
+              <w:rPr>
+                <w:rFonts w:ascii="BRH Devanagari Extra" w:hAnsi="BRH Devanagari Extra" w:cs="BRH Devanagari Extra"/>
+                <w:color w:val="000000"/>
+                <w:sz w:val="32"/>
+                <w:szCs w:val="40"/>
+              </w:rPr>
+              <w:t>ÉÉ(</w:t>
+            </w:r>
+            <w:proofErr w:type="gramEnd"/>
+            <w:r>
+              <w:rPr>
+                <w:rFonts w:ascii="BRH Devanagari Extra" w:hAnsi="BRH Devanagari Extra" w:cs="BRH Devanagari Extra"/>
+                <w:color w:val="000000"/>
+                <w:sz w:val="32"/>
+                <w:szCs w:val="40"/>
+              </w:rPr>
+              <w:t>aqÉç)þÍxÉ</w:t>
+            </w:r>
+            <w:r>
+              <w:rPr>
+                <w:rFonts w:ascii="BRH Malayalam Extra" w:hAnsi="BRH Malayalam Extra" w:cs="BRH Devanagari Extra"/>
+                <w:color w:val="000000"/>
+                <w:szCs w:val="40"/>
+              </w:rPr>
+              <w:t>–</w:t>
+            </w:r>
+            <w:r>
+              <w:rPr>
+                <w:rFonts w:ascii="BRH Devanagari Extra" w:hAnsi="BRH Devanagari Extra" w:cs="BRH Devanagari Extra"/>
+                <w:color w:val="000000"/>
+                <w:sz w:val="32"/>
+                <w:szCs w:val="40"/>
+              </w:rPr>
+              <w:t xml:space="preserve"> U¤</w:t>
+            </w:r>
+            <w:proofErr w:type="gramStart"/>
+            <w:r>
+              <w:rPr>
+                <w:rFonts w:ascii="BRH Devanagari Extra" w:hAnsi="BRH Devanagari Extra" w:cs="BRH Devanagari Extra"/>
+                <w:color w:val="000000"/>
+                <w:sz w:val="32"/>
+                <w:szCs w:val="40"/>
+              </w:rPr>
+              <w:t>ÉÉ(</w:t>
+            </w:r>
+            <w:proofErr w:type="gramEnd"/>
+            <w:r>
+              <w:rPr>
+                <w:rFonts w:ascii="BRH Devanagari Extra" w:hAnsi="BRH Devanagari Extra" w:cs="BRH Devanagari Extra"/>
+                <w:color w:val="000000"/>
+                <w:sz w:val="32"/>
+                <w:szCs w:val="40"/>
+              </w:rPr>
+              <w:t>aqÉç)þÍxÉ mÉëå</w:t>
             </w:r>
             <w:r>
               <w:rPr>
@@ -1660,7 +2028,27 @@
                 <w:sz w:val="32"/>
                 <w:szCs w:val="40"/>
               </w:rPr>
-              <w:t xml:space="preserve"> U¤ÉÉ(aqÉç)þÍxÉ mÉëå</w:t>
+              <w:t xml:space="preserve"> U¤</w:t>
+            </w:r>
+            <w:proofErr w:type="gramStart"/>
+            <w:r>
+              <w:rPr>
+                <w:rFonts w:ascii="BRH Devanagari Extra" w:hAnsi="BRH Devanagari Extra" w:cs="BRH Devanagari Extra"/>
+                <w:color w:val="000000"/>
+                <w:sz w:val="32"/>
+                <w:szCs w:val="40"/>
+              </w:rPr>
+              <w:t>ÉÉ(</w:t>
+            </w:r>
+            <w:proofErr w:type="gramEnd"/>
+            <w:r>
+              <w:rPr>
+                <w:rFonts w:ascii="BRH Devanagari Extra" w:hAnsi="BRH Devanagari Extra" w:cs="BRH Devanagari Extra"/>
+                <w:color w:val="000000"/>
+                <w:sz w:val="32"/>
+                <w:szCs w:val="40"/>
+              </w:rPr>
+              <w:t>aqÉç)þÍxÉ mÉëå</w:t>
             </w:r>
             <w:r>
               <w:rPr>
@@ -1959,6 +2347,7 @@
                 <w:sz w:val="32"/>
                 <w:szCs w:val="40"/>
               </w:rPr>
+              <w:lastRenderedPageBreak/>
               <w:t>mÉëå</w:t>
             </w:r>
             <w:r>
@@ -2759,7 +3148,6 @@
                 <w:szCs w:val="40"/>
                 <w:highlight w:val="yellow"/>
               </w:rPr>
-              <w:lastRenderedPageBreak/>
               <w:t>xÉ</w:t>
             </w:r>
             <w:r>
@@ -2938,7 +3326,27 @@
                 <w:sz w:val="32"/>
                 <w:szCs w:val="40"/>
               </w:rPr>
-              <w:t>¤ÉÉ(aqÉç)þÍxÉ | mÉëå</w:t>
+              <w:t>¤</w:t>
+            </w:r>
+            <w:proofErr w:type="gramStart"/>
+            <w:r>
+              <w:rPr>
+                <w:rFonts w:ascii="BRH Devanagari Extra" w:hAnsi="BRH Devanagari Extra" w:cs="BRH Devanagari Extra"/>
+                <w:color w:val="000000"/>
+                <w:sz w:val="32"/>
+                <w:szCs w:val="40"/>
+              </w:rPr>
+              <w:t>ÉÉ(</w:t>
+            </w:r>
+            <w:proofErr w:type="gramEnd"/>
+            <w:r>
+              <w:rPr>
+                <w:rFonts w:ascii="BRH Devanagari Extra" w:hAnsi="BRH Devanagari Extra" w:cs="BRH Devanagari Extra"/>
+                <w:color w:val="000000"/>
+                <w:sz w:val="32"/>
+                <w:szCs w:val="40"/>
+              </w:rPr>
+              <w:t>aqÉç)þÍxÉ | mÉëå</w:t>
             </w:r>
             <w:r>
               <w:rPr>
@@ -3067,24 +3475,64 @@
                 <w:sz w:val="32"/>
                 <w:szCs w:val="40"/>
               </w:rPr>
-              <w:t xml:space="preserve"> U¤ÉÉ(aqÉç)þÍxÉ</w:t>
-            </w:r>
-            <w:r>
-              <w:rPr>
-                <w:rFonts w:ascii="BRH Malayalam Extra" w:hAnsi="BRH Malayalam Extra" w:cs="BRH Devanagari Extra"/>
-                <w:color w:val="000000"/>
-                <w:szCs w:val="40"/>
-              </w:rPr>
-              <w:t>–</w:t>
-            </w:r>
-            <w:r>
-              <w:rPr>
-                <w:rFonts w:ascii="BRH Devanagari Extra" w:hAnsi="BRH Devanagari Extra" w:cs="BRH Devanagari Extra"/>
-                <w:color w:val="000000"/>
-                <w:sz w:val="32"/>
-                <w:szCs w:val="40"/>
-              </w:rPr>
-              <w:t xml:space="preserve"> U¤ÉÉ(aqÉç)þÍxÉ mÉëå</w:t>
+              <w:t xml:space="preserve"> U¤</w:t>
+            </w:r>
+            <w:proofErr w:type="gramStart"/>
+            <w:r>
+              <w:rPr>
+                <w:rFonts w:ascii="BRH Devanagari Extra" w:hAnsi="BRH Devanagari Extra" w:cs="BRH Devanagari Extra"/>
+                <w:color w:val="000000"/>
+                <w:sz w:val="32"/>
+                <w:szCs w:val="40"/>
+              </w:rPr>
+              <w:t>ÉÉ(</w:t>
+            </w:r>
+            <w:proofErr w:type="gramEnd"/>
+            <w:r>
+              <w:rPr>
+                <w:rFonts w:ascii="BRH Devanagari Extra" w:hAnsi="BRH Devanagari Extra" w:cs="BRH Devanagari Extra"/>
+                <w:color w:val="000000"/>
+                <w:sz w:val="32"/>
+                <w:szCs w:val="40"/>
+              </w:rPr>
+              <w:t>aqÉç)þÍxÉ</w:t>
+            </w:r>
+            <w:r>
+              <w:rPr>
+                <w:rFonts w:ascii="BRH Malayalam Extra" w:hAnsi="BRH Malayalam Extra" w:cs="BRH Devanagari Extra"/>
+                <w:color w:val="000000"/>
+                <w:szCs w:val="40"/>
+              </w:rPr>
+              <w:t>–</w:t>
+            </w:r>
+            <w:r>
+              <w:rPr>
+                <w:rFonts w:ascii="BRH Devanagari Extra" w:hAnsi="BRH Devanagari Extra" w:cs="BRH Devanagari Extra"/>
+                <w:color w:val="000000"/>
+                <w:sz w:val="32"/>
+                <w:szCs w:val="40"/>
+              </w:rPr>
+              <w:t xml:space="preserve"> U¤</w:t>
+            </w:r>
+            <w:proofErr w:type="gramStart"/>
+            <w:r>
+              <w:rPr>
+                <w:rFonts w:ascii="BRH Devanagari Extra" w:hAnsi="BRH Devanagari Extra" w:cs="BRH Devanagari Extra"/>
+                <w:color w:val="000000"/>
+                <w:sz w:val="32"/>
+                <w:szCs w:val="40"/>
+              </w:rPr>
+              <w:t>ÉÉ(</w:t>
+            </w:r>
+            <w:proofErr w:type="gramEnd"/>
+            <w:r>
+              <w:rPr>
+                <w:rFonts w:ascii="BRH Devanagari Extra" w:hAnsi="BRH Devanagari Extra" w:cs="BRH Devanagari Extra"/>
+                <w:color w:val="000000"/>
+                <w:sz w:val="32"/>
+                <w:szCs w:val="40"/>
+              </w:rPr>
+              <w:t>aqÉç)þÍxÉ mÉëå</w:t>
             </w:r>
             <w:r>
               <w:rPr>
@@ -3298,7 +3746,27 @@
                 <w:sz w:val="32"/>
                 <w:szCs w:val="40"/>
               </w:rPr>
-              <w:t xml:space="preserve"> U¤ÉÉ(aqÉç)þÍxÉ mÉëå</w:t>
+              <w:t xml:space="preserve"> U¤</w:t>
+            </w:r>
+            <w:proofErr w:type="gramStart"/>
+            <w:r>
+              <w:rPr>
+                <w:rFonts w:ascii="BRH Devanagari Extra" w:hAnsi="BRH Devanagari Extra" w:cs="BRH Devanagari Extra"/>
+                <w:color w:val="000000"/>
+                <w:sz w:val="32"/>
+                <w:szCs w:val="40"/>
+              </w:rPr>
+              <w:t>ÉÉ(</w:t>
+            </w:r>
+            <w:proofErr w:type="gramEnd"/>
+            <w:r>
+              <w:rPr>
+                <w:rFonts w:ascii="BRH Devanagari Extra" w:hAnsi="BRH Devanagari Extra" w:cs="BRH Devanagari Extra"/>
+                <w:color w:val="000000"/>
+                <w:sz w:val="32"/>
+                <w:szCs w:val="40"/>
+              </w:rPr>
+              <w:t>aqÉç)þÍxÉ mÉëå</w:t>
             </w:r>
             <w:r>
               <w:rPr>
@@ -3599,6 +4067,7 @@
                 <w:sz w:val="32"/>
                 <w:szCs w:val="40"/>
               </w:rPr>
+              <w:lastRenderedPageBreak/>
               <w:t>mÉëå</w:t>
             </w:r>
             <w:r>
@@ -4474,7 +4943,6 @@
                 <w:szCs w:val="40"/>
                 <w:highlight w:val="green"/>
               </w:rPr>
-              <w:lastRenderedPageBreak/>
               <w:t>xÉÇ</w:t>
             </w:r>
             <w:r>
@@ -5706,6 +6174,7 @@
                 <w:color w:val="000000"/>
                 <w:szCs w:val="40"/>
               </w:rPr>
+              <w:lastRenderedPageBreak/>
               <w:t>16</w:t>
             </w:r>
             <w:r>
@@ -6359,7 +6828,6 @@
                 <w:color w:val="000000"/>
                 <w:szCs w:val="40"/>
               </w:rPr>
-              <w:lastRenderedPageBreak/>
               <w:t>17</w:t>
             </w:r>
             <w:r>
@@ -7715,6 +8183,7 @@
                 <w:color w:val="000000"/>
                 <w:szCs w:val="40"/>
               </w:rPr>
+              <w:lastRenderedPageBreak/>
               <w:t>16</w:t>
             </w:r>
             <w:r>
@@ -8332,7 +8801,6 @@
                 <w:color w:val="000000"/>
                 <w:szCs w:val="40"/>
               </w:rPr>
-              <w:lastRenderedPageBreak/>
               <w:t>17</w:t>
             </w:r>
             <w:r>
@@ -10686,6 +11154,7 @@
                 <w:sz w:val="32"/>
                 <w:szCs w:val="40"/>
               </w:rPr>
+              <w:lastRenderedPageBreak/>
               <w:t>zÉ</w:t>
             </w:r>
             <w:r>
@@ -10913,6 +11382,7 @@
                 <w:color w:val="000000"/>
                 <w:szCs w:val="40"/>
               </w:rPr>
+              <w:lastRenderedPageBreak/>
               <w:t>57</w:t>
             </w:r>
             <w:r>
@@ -12235,6 +12705,7 @@
                 <w:sz w:val="32"/>
                 <w:szCs w:val="40"/>
               </w:rPr>
+              <w:lastRenderedPageBreak/>
               <w:t>zÉ</w:t>
             </w:r>
             <w:r>
@@ -15998,6 +16469,7 @@
                 <w:color w:val="000000"/>
                 <w:szCs w:val="40"/>
               </w:rPr>
+              <w:lastRenderedPageBreak/>
               <w:t>35</w:t>
             </w:r>
             <w:r>
@@ -16505,7 +16977,6 @@
                 <w:color w:val="000000"/>
                 <w:szCs w:val="40"/>
               </w:rPr>
-              <w:lastRenderedPageBreak/>
               <w:t>60</w:t>
             </w:r>
             <w:r>
@@ -21823,6 +22294,7 @@
               </w:rPr>
               <w:t>1</w:t>
             </w:r>
+            <w:proofErr w:type="gramStart"/>
             <w:r>
               <w:rPr>
                 <w:rFonts w:ascii="BRH Malayalam Extra" w:hAnsi="BRH Malayalam Extra" w:cs="BRH Devanagari Extra"/>
@@ -21857,7 +22329,17 @@
                 <w:sz w:val="32"/>
                 <w:szCs w:val="40"/>
               </w:rPr>
-              <w:t>cÉUþliÉqÉç mÉ</w:t>
+              <w:t>cÉUþliÉqÉç</w:t>
+            </w:r>
+            <w:proofErr w:type="gramEnd"/>
+            <w:r>
+              <w:rPr>
+                <w:rFonts w:ascii="BRH Devanagari Extra" w:hAnsi="BRH Devanagari Extra" w:cs="BRH Devanagari Extra"/>
+                <w:color w:val="000000"/>
+                <w:sz w:val="32"/>
+                <w:szCs w:val="40"/>
+              </w:rPr>
+              <w:t xml:space="preserve"> mÉ</w:t>
             </w:r>
             <w:r>
               <w:rPr>
@@ -22251,6 +22733,7 @@
               </w:rPr>
               <w:t>1</w:t>
             </w:r>
+            <w:proofErr w:type="gramStart"/>
             <w:r>
               <w:rPr>
                 <w:rFonts w:ascii="BRH Malayalam Extra" w:hAnsi="BRH Malayalam Extra" w:cs="BRH Devanagari Extra"/>
@@ -22285,7 +22768,17 @@
                 <w:sz w:val="32"/>
                 <w:szCs w:val="40"/>
               </w:rPr>
-              <w:t>cÉUþliÉ qÉÍpÉ</w:t>
+              <w:t>cÉUþliÉ</w:t>
+            </w:r>
+            <w:proofErr w:type="gramEnd"/>
+            <w:r>
+              <w:rPr>
+                <w:rFonts w:ascii="BRH Devanagari Extra" w:hAnsi="BRH Devanagari Extra" w:cs="BRH Devanagari Extra"/>
+                <w:color w:val="000000"/>
+                <w:sz w:val="32"/>
+                <w:szCs w:val="40"/>
+              </w:rPr>
+              <w:t xml:space="preserve"> qÉÍpÉ</w:t>
             </w:r>
             <w:r>
               <w:rPr>
@@ -22815,6 +23308,7 @@
               </w:rPr>
               <w:t>1</w:t>
             </w:r>
+            <w:proofErr w:type="gramStart"/>
             <w:r>
               <w:rPr>
                 <w:rFonts w:ascii="BRH Malayalam Extra" w:hAnsi="BRH Malayalam Extra" w:cs="BRH Devanagari Extra"/>
@@ -22842,6 +23336,7 @@
               </w:rPr>
               <w:t>ÍpÉ</w:t>
             </w:r>
+            <w:proofErr w:type="gramEnd"/>
             <w:r>
               <w:rPr>
                 <w:rFonts w:ascii="BRH Malayalam Extra" w:hAnsi="BRH Malayalam Extra" w:cs="BRH Devanagari Extra"/>
@@ -23251,6 +23746,7 @@
               </w:rPr>
               <w:t>1</w:t>
             </w:r>
+            <w:proofErr w:type="gramStart"/>
             <w:r>
               <w:rPr>
                 <w:rFonts w:ascii="BRH Malayalam Extra" w:hAnsi="BRH Malayalam Extra" w:cs="BRH Devanagari Extra"/>
@@ -23278,6 +23774,7 @@
               </w:rPr>
               <w:t>ÍpÉ</w:t>
             </w:r>
+            <w:proofErr w:type="gramEnd"/>
             <w:r>
               <w:rPr>
                 <w:rFonts w:ascii="BRH Malayalam Extra" w:hAnsi="BRH Malayalam Extra" w:cs="BRH Devanagari Extra"/>
@@ -38415,27 +38912,7 @@
           <w:sz w:val="28"/>
           <w:szCs w:val="32"/>
         </w:rPr>
-        <w:t>(</w:t>
-      </w:r>
-      <w:proofErr w:type="gramStart"/>
-      <w:r>
-        <w:rPr>
-          <w:b/>
-          <w:bCs/>
-          <w:sz w:val="28"/>
-          <w:szCs w:val="32"/>
-        </w:rPr>
-        <w:t>ignore</w:t>
-      </w:r>
-      <w:proofErr w:type="gramEnd"/>
-      <w:r>
-        <w:rPr>
-          <w:b/>
-          <w:bCs/>
-          <w:sz w:val="28"/>
-          <w:szCs w:val="32"/>
-        </w:rPr>
-        <w:t xml:space="preserve"> those which are already incorporated in your book’s version and date)</w:t>
+        <w:t>(ignore those which are already incorporated in your book’s version and date)</w:t>
       </w:r>
     </w:p>
     <w:tbl>
@@ -38719,7 +39196,7 @@
 </file>
 
 <file path=word/endnotes.xml><?xml version="1.0" encoding="utf-8"?>
-<w:endnotes xmlns:wpc="http://schemas.microsoft.com/office/word/2010/wordprocessingCanvas" xmlns:cx="http://schemas.microsoft.com/office/drawing/2014/chartex" xmlns:cx1="http://schemas.microsoft.com/office/drawing/2015/9/8/chartex" xmlns:cx2="http://schemas.microsoft.com/office/drawing/2015/10/21/chartex" xmlns:cx3="http://schemas.microsoft.com/office/drawing/2016/5/9/chartex" xmlns:cx4="http://schemas.microsoft.com/office/drawing/2016/5/10/chartex" xmlns:cx5="http://schemas.microsoft.com/office/drawing/2016/5/11/chartex" xmlns:cx6="http://schemas.microsoft.com/office/drawing/2016/5/12/chartex" xmlns:cx7="http://schemas.microsoft.com/office/drawing/2016/5/13/chartex" xmlns:cx8="http://schemas.microsoft.com/office/drawing/2016/5/14/chartex" xmlns:mc="http://schemas.openxmlformats.org/markup-compatibility/2006" xmlns:aink="http://schemas.microsoft.com/office/drawing/2016/ink" xmlns:am3d="http://schemas.microsoft.com/office/drawing/2017/model3d" xmlns:o="urn:schemas-microsoft-com:office:office" xmlns:oel="http://schemas.microsoft.com/office/2019/extlst" xmlns:r="http://schemas.openxmlformats.org/officeDocument/2006/relationships" xmlns:m="http://schemas.openxmlformats.org/officeDocument/2006/math" xmlns:v="urn:schemas-microsoft-com:vml" xmlns:wp14="http://schemas.microsoft.com/office/word/2010/wordprocessingDrawing" xmlns:wp="http://schemas.openxmlformats.org/drawingml/2006/wordprocessingDrawing" xmlns:w10="urn:schemas-microsoft-com:office:word" xmlns:w="http://schemas.openxmlformats.org/wordprocessingml/2006/main" xmlns:w14="http://schemas.microsoft.com/office/word/2010/wordml" xmlns:w15="http://schemas.microsoft.com/office/word/2012/wordml" xmlns:w16cex="http://schemas.microsoft.com/office/word/2018/wordml/cex" xmlns:w16cid="http://schemas.microsoft.com/office/word/2016/wordml/cid" xmlns:w16="http://schemas.microsoft.com/office/word/2018/wordml" xmlns:w16sdtdh="http://schemas.microsoft.com/office/word/2020/wordml/sdtdatahash" xmlns:w16se="http://schemas.microsoft.com/office/word/2015/wordml/symex" xmlns:wpg="http://schemas.microsoft.com/office/word/2010/wordprocessingGroup" xmlns:wpi="http://schemas.microsoft.com/office/word/2010/wordprocessingInk" xmlns:wne="http://schemas.microsoft.com/office/word/2006/wordml" xmlns:wps="http://schemas.microsoft.com/office/word/2010/wordprocessingShape" mc:Ignorable="w14 w15 w16se w16cid w16 w16cex w16sdtdh wp14">
+<w:endnotes xmlns:wpc="http://schemas.microsoft.com/office/word/2010/wordprocessingCanvas" xmlns:cx="http://schemas.microsoft.com/office/drawing/2014/chartex" xmlns:cx1="http://schemas.microsoft.com/office/drawing/2015/9/8/chartex" xmlns:cx2="http://schemas.microsoft.com/office/drawing/2015/10/21/chartex" xmlns:cx3="http://schemas.microsoft.com/office/drawing/2016/5/9/chartex" xmlns:cx4="http://schemas.microsoft.com/office/drawing/2016/5/10/chartex" xmlns:cx5="http://schemas.microsoft.com/office/drawing/2016/5/11/chartex" xmlns:cx6="http://schemas.microsoft.com/office/drawing/2016/5/12/chartex" xmlns:cx7="http://schemas.microsoft.com/office/drawing/2016/5/13/chartex" xmlns:cx8="http://schemas.microsoft.com/office/drawing/2016/5/14/chartex" xmlns:mc="http://schemas.openxmlformats.org/markup-compatibility/2006" xmlns:aink="http://schemas.microsoft.com/office/drawing/2016/ink" xmlns:am3d="http://schemas.microsoft.com/office/drawing/2017/model3d" xmlns:o="urn:schemas-microsoft-com:office:office" xmlns:oel="http://schemas.microsoft.com/office/2019/extlst" xmlns:r="http://schemas.openxmlformats.org/officeDocument/2006/relationships" xmlns:m="http://schemas.openxmlformats.org/officeDocument/2006/math" xmlns:v="urn:schemas-microsoft-com:vml" xmlns:wp14="http://schemas.microsoft.com/office/word/2010/wordprocessingDrawing" xmlns:wp="http://schemas.openxmlformats.org/drawingml/2006/wordprocessingDrawing" xmlns:w10="urn:schemas-microsoft-com:office:word" xmlns:w="http://schemas.openxmlformats.org/wordprocessingml/2006/main" xmlns:w14="http://schemas.microsoft.com/office/word/2010/wordml" xmlns:w15="http://schemas.microsoft.com/office/word/2012/wordml" xmlns:w16cex="http://schemas.microsoft.com/office/word/2018/wordml/cex" xmlns:w16cid="http://schemas.microsoft.com/office/word/2016/wordml/cid" xmlns:w16="http://schemas.microsoft.com/office/word/2018/wordml" xmlns:w16du="http://schemas.microsoft.com/office/word/2023/wordml/word16du" xmlns:w16sdtdh="http://schemas.microsoft.com/office/word/2020/wordml/sdtdatahash" xmlns:w16sdtfl="http://schemas.microsoft.com/office/word/2024/wordml/sdtformatlock" xmlns:w16se="http://schemas.microsoft.com/office/word/2015/wordml/symex" xmlns:wpg="http://schemas.microsoft.com/office/word/2010/wordprocessingGroup" xmlns:wpi="http://schemas.microsoft.com/office/word/2010/wordprocessingInk" xmlns:wne="http://schemas.microsoft.com/office/word/2006/wordml" xmlns:wps="http://schemas.microsoft.com/office/word/2010/wordprocessingShape" mc:Ignorable="w14 w15 w16se w16cid w16 w16cex w16sdtdh w16sdtfl w16du wp14">
   <w:endnote w:type="separator" w:id="-1">
     <w:p>
       <w:pPr>
@@ -38744,7 +39221,7 @@
 </file>
 
 <file path=word/footer1.xml><?xml version="1.0" encoding="utf-8"?>
-<w:ftr xmlns:wpc="http://schemas.microsoft.com/office/word/2010/wordprocessingCanvas" xmlns:cx="http://schemas.microsoft.com/office/drawing/2014/chartex" xmlns:cx1="http://schemas.microsoft.com/office/drawing/2015/9/8/chartex" xmlns:cx2="http://schemas.microsoft.com/office/drawing/2015/10/21/chartex" xmlns:cx3="http://schemas.microsoft.com/office/drawing/2016/5/9/chartex" xmlns:cx4="http://schemas.microsoft.com/office/drawing/2016/5/10/chartex" xmlns:cx5="http://schemas.microsoft.com/office/drawing/2016/5/11/chartex" xmlns:cx6="http://schemas.microsoft.com/office/drawing/2016/5/12/chartex" xmlns:cx7="http://schemas.microsoft.com/office/drawing/2016/5/13/chartex" xmlns:cx8="http://schemas.microsoft.com/office/drawing/2016/5/14/chartex" xmlns:mc="http://schemas.openxmlformats.org/markup-compatibility/2006" xmlns:aink="http://schemas.microsoft.com/office/drawing/2016/ink" xmlns:am3d="http://schemas.microsoft.com/office/drawing/2017/model3d" xmlns:o="urn:schemas-microsoft-com:office:office" xmlns:oel="http://schemas.microsoft.com/office/2019/extlst" xmlns:r="http://schemas.openxmlformats.org/officeDocument/2006/relationships" xmlns:m="http://schemas.openxmlformats.org/officeDocument/2006/math" xmlns:v="urn:schemas-microsoft-com:vml" xmlns:wp14="http://schemas.microsoft.com/office/word/2010/wordprocessingDrawing" xmlns:wp="http://schemas.openxmlformats.org/drawingml/2006/wordprocessingDrawing" xmlns:w10="urn:schemas-microsoft-com:office:word" xmlns:w="http://schemas.openxmlformats.org/wordprocessingml/2006/main" xmlns:w14="http://schemas.microsoft.com/office/word/2010/wordml" xmlns:w15="http://schemas.microsoft.com/office/word/2012/wordml" xmlns:w16cex="http://schemas.microsoft.com/office/word/2018/wordml/cex" xmlns:w16cid="http://schemas.microsoft.com/office/word/2016/wordml/cid" xmlns:w16="http://schemas.microsoft.com/office/word/2018/wordml" xmlns:w16sdtdh="http://schemas.microsoft.com/office/word/2020/wordml/sdtdatahash" xmlns:w16se="http://schemas.microsoft.com/office/word/2015/wordml/symex" xmlns:wpg="http://schemas.microsoft.com/office/word/2010/wordprocessingGroup" xmlns:wpi="http://schemas.microsoft.com/office/word/2010/wordprocessingInk" xmlns:wne="http://schemas.microsoft.com/office/word/2006/wordml" xmlns:wps="http://schemas.microsoft.com/office/word/2010/wordprocessingShape" mc:Ignorable="w14 w15 w16se w16cid w16 w16cex w16sdtdh wp14">
+<w:ftr xmlns:wpc="http://schemas.microsoft.com/office/word/2010/wordprocessingCanvas" xmlns:cx="http://schemas.microsoft.com/office/drawing/2014/chartex" xmlns:cx1="http://schemas.microsoft.com/office/drawing/2015/9/8/chartex" xmlns:cx2="http://schemas.microsoft.com/office/drawing/2015/10/21/chartex" xmlns:cx3="http://schemas.microsoft.com/office/drawing/2016/5/9/chartex" xmlns:cx4="http://schemas.microsoft.com/office/drawing/2016/5/10/chartex" xmlns:cx5="http://schemas.microsoft.com/office/drawing/2016/5/11/chartex" xmlns:cx6="http://schemas.microsoft.com/office/drawing/2016/5/12/chartex" xmlns:cx7="http://schemas.microsoft.com/office/drawing/2016/5/13/chartex" xmlns:cx8="http://schemas.microsoft.com/office/drawing/2016/5/14/chartex" xmlns:mc="http://schemas.openxmlformats.org/markup-compatibility/2006" xmlns:aink="http://schemas.microsoft.com/office/drawing/2016/ink" xmlns:am3d="http://schemas.microsoft.com/office/drawing/2017/model3d" xmlns:o="urn:schemas-microsoft-com:office:office" xmlns:oel="http://schemas.microsoft.com/office/2019/extlst" xmlns:r="http://schemas.openxmlformats.org/officeDocument/2006/relationships" xmlns:m="http://schemas.openxmlformats.org/officeDocument/2006/math" xmlns:v="urn:schemas-microsoft-com:vml" xmlns:wp14="http://schemas.microsoft.com/office/word/2010/wordprocessingDrawing" xmlns:wp="http://schemas.openxmlformats.org/drawingml/2006/wordprocessingDrawing" xmlns:w10="urn:schemas-microsoft-com:office:word" xmlns:w="http://schemas.openxmlformats.org/wordprocessingml/2006/main" xmlns:w14="http://schemas.microsoft.com/office/word/2010/wordml" xmlns:w15="http://schemas.microsoft.com/office/word/2012/wordml" xmlns:w16cex="http://schemas.microsoft.com/office/word/2018/wordml/cex" xmlns:w16cid="http://schemas.microsoft.com/office/word/2016/wordml/cid" xmlns:w16="http://schemas.microsoft.com/office/word/2018/wordml" xmlns:w16du="http://schemas.microsoft.com/office/word/2023/wordml/word16du" xmlns:w16sdtdh="http://schemas.microsoft.com/office/word/2020/wordml/sdtdatahash" xmlns:w16sdtfl="http://schemas.microsoft.com/office/word/2024/wordml/sdtformatlock" xmlns:w16se="http://schemas.microsoft.com/office/word/2015/wordml/symex" xmlns:wpg="http://schemas.microsoft.com/office/word/2010/wordprocessingGroup" xmlns:wpi="http://schemas.microsoft.com/office/word/2010/wordprocessingInk" xmlns:wne="http://schemas.microsoft.com/office/word/2006/wordml" xmlns:wps="http://schemas.microsoft.com/office/word/2010/wordprocessingShape" mc:Ignorable="w14 w15 w16se w16cid w16 w16cex w16sdtdh w16sdtfl w16du wp14">
   <w:p>
     <w:pPr>
       <w:pBdr>
@@ -38926,7 +39403,7 @@
 </file>
 
 <file path=word/footer2.xml><?xml version="1.0" encoding="utf-8"?>
-<w:ftr xmlns:wpc="http://schemas.microsoft.com/office/word/2010/wordprocessingCanvas" xmlns:cx="http://schemas.microsoft.com/office/drawing/2014/chartex" xmlns:cx1="http://schemas.microsoft.com/office/drawing/2015/9/8/chartex" xmlns:cx2="http://schemas.microsoft.com/office/drawing/2015/10/21/chartex" xmlns:cx3="http://schemas.microsoft.com/office/drawing/2016/5/9/chartex" xmlns:cx4="http://schemas.microsoft.com/office/drawing/2016/5/10/chartex" xmlns:cx5="http://schemas.microsoft.com/office/drawing/2016/5/11/chartex" xmlns:cx6="http://schemas.microsoft.com/office/drawing/2016/5/12/chartex" xmlns:cx7="http://schemas.microsoft.com/office/drawing/2016/5/13/chartex" xmlns:cx8="http://schemas.microsoft.com/office/drawing/2016/5/14/chartex" xmlns:mc="http://schemas.openxmlformats.org/markup-compatibility/2006" xmlns:aink="http://schemas.microsoft.com/office/drawing/2016/ink" xmlns:am3d="http://schemas.microsoft.com/office/drawing/2017/model3d" xmlns:o="urn:schemas-microsoft-com:office:office" xmlns:oel="http://schemas.microsoft.com/office/2019/extlst" xmlns:r="http://schemas.openxmlformats.org/officeDocument/2006/relationships" xmlns:m="http://schemas.openxmlformats.org/officeDocument/2006/math" xmlns:v="urn:schemas-microsoft-com:vml" xmlns:wp14="http://schemas.microsoft.com/office/word/2010/wordprocessingDrawing" xmlns:wp="http://schemas.openxmlformats.org/drawingml/2006/wordprocessingDrawing" xmlns:w10="urn:schemas-microsoft-com:office:word" xmlns:w="http://schemas.openxmlformats.org/wordprocessingml/2006/main" xmlns:w14="http://schemas.microsoft.com/office/word/2010/wordml" xmlns:w15="http://schemas.microsoft.com/office/word/2012/wordml" xmlns:w16cex="http://schemas.microsoft.com/office/word/2018/wordml/cex" xmlns:w16cid="http://schemas.microsoft.com/office/word/2016/wordml/cid" xmlns:w16="http://schemas.microsoft.com/office/word/2018/wordml" xmlns:w16sdtdh="http://schemas.microsoft.com/office/word/2020/wordml/sdtdatahash" xmlns:w16se="http://schemas.microsoft.com/office/word/2015/wordml/symex" xmlns:wpg="http://schemas.microsoft.com/office/word/2010/wordprocessingGroup" xmlns:wpi="http://schemas.microsoft.com/office/word/2010/wordprocessingInk" xmlns:wne="http://schemas.microsoft.com/office/word/2006/wordml" xmlns:wps="http://schemas.microsoft.com/office/word/2010/wordprocessingShape" mc:Ignorable="w14 w15 w16se w16cid w16 w16cex w16sdtdh wp14">
+<w:ftr xmlns:wpc="http://schemas.microsoft.com/office/word/2010/wordprocessingCanvas" xmlns:cx="http://schemas.microsoft.com/office/drawing/2014/chartex" xmlns:cx1="http://schemas.microsoft.com/office/drawing/2015/9/8/chartex" xmlns:cx2="http://schemas.microsoft.com/office/drawing/2015/10/21/chartex" xmlns:cx3="http://schemas.microsoft.com/office/drawing/2016/5/9/chartex" xmlns:cx4="http://schemas.microsoft.com/office/drawing/2016/5/10/chartex" xmlns:cx5="http://schemas.microsoft.com/office/drawing/2016/5/11/chartex" xmlns:cx6="http://schemas.microsoft.com/office/drawing/2016/5/12/chartex" xmlns:cx7="http://schemas.microsoft.com/office/drawing/2016/5/13/chartex" xmlns:cx8="http://schemas.microsoft.com/office/drawing/2016/5/14/chartex" xmlns:mc="http://schemas.openxmlformats.org/markup-compatibility/2006" xmlns:aink="http://schemas.microsoft.com/office/drawing/2016/ink" xmlns:am3d="http://schemas.microsoft.com/office/drawing/2017/model3d" xmlns:o="urn:schemas-microsoft-com:office:office" xmlns:oel="http://schemas.microsoft.com/office/2019/extlst" xmlns:r="http://schemas.openxmlformats.org/officeDocument/2006/relationships" xmlns:m="http://schemas.openxmlformats.org/officeDocument/2006/math" xmlns:v="urn:schemas-microsoft-com:vml" xmlns:wp14="http://schemas.microsoft.com/office/word/2010/wordprocessingDrawing" xmlns:wp="http://schemas.openxmlformats.org/drawingml/2006/wordprocessingDrawing" xmlns:w10="urn:schemas-microsoft-com:office:word" xmlns:w="http://schemas.openxmlformats.org/wordprocessingml/2006/main" xmlns:w14="http://schemas.microsoft.com/office/word/2010/wordml" xmlns:w15="http://schemas.microsoft.com/office/word/2012/wordml" xmlns:w16cex="http://schemas.microsoft.com/office/word/2018/wordml/cex" xmlns:w16cid="http://schemas.microsoft.com/office/word/2016/wordml/cid" xmlns:w16="http://schemas.microsoft.com/office/word/2018/wordml" xmlns:w16du="http://schemas.microsoft.com/office/word/2023/wordml/word16du" xmlns:w16sdtdh="http://schemas.microsoft.com/office/word/2020/wordml/sdtdatahash" xmlns:w16sdtfl="http://schemas.microsoft.com/office/word/2024/wordml/sdtformatlock" xmlns:w16se="http://schemas.microsoft.com/office/word/2015/wordml/symex" xmlns:wpg="http://schemas.microsoft.com/office/word/2010/wordprocessingGroup" xmlns:wpi="http://schemas.microsoft.com/office/word/2010/wordprocessingInk" xmlns:wne="http://schemas.microsoft.com/office/word/2006/wordml" xmlns:wps="http://schemas.microsoft.com/office/word/2010/wordprocessingShape" mc:Ignorable="w14 w15 w16se w16cid w16 w16cex w16sdtdh w16sdtfl w16du wp14">
   <w:p>
     <w:pPr>
       <w:pBdr>
@@ -39132,7 +39609,7 @@
 </file>
 
 <file path=word/footnotes.xml><?xml version="1.0" encoding="utf-8"?>
-<w:footnotes xmlns:wpc="http://schemas.microsoft.com/office/word/2010/wordprocessingCanvas" xmlns:cx="http://schemas.microsoft.com/office/drawing/2014/chartex" xmlns:cx1="http://schemas.microsoft.com/office/drawing/2015/9/8/chartex" xmlns:cx2="http://schemas.microsoft.com/office/drawing/2015/10/21/chartex" xmlns:cx3="http://schemas.microsoft.com/office/drawing/2016/5/9/chartex" xmlns:cx4="http://schemas.microsoft.com/office/drawing/2016/5/10/chartex" xmlns:cx5="http://schemas.microsoft.com/office/drawing/2016/5/11/chartex" xmlns:cx6="http://schemas.microsoft.com/office/drawing/2016/5/12/chartex" xmlns:cx7="http://schemas.microsoft.com/office/drawing/2016/5/13/chartex" xmlns:cx8="http://schemas.microsoft.com/office/drawing/2016/5/14/chartex" xmlns:mc="http://schemas.openxmlformats.org/markup-compatibility/2006" xmlns:aink="http://schemas.microsoft.com/office/drawing/2016/ink" xmlns:am3d="http://schemas.microsoft.com/office/drawing/2017/model3d" xmlns:o="urn:schemas-microsoft-com:office:office" xmlns:oel="http://schemas.microsoft.com/office/2019/extlst" xmlns:r="http://schemas.openxmlformats.org/officeDocument/2006/relationships" xmlns:m="http://schemas.openxmlformats.org/officeDocument/2006/math" xmlns:v="urn:schemas-microsoft-com:vml" xmlns:wp14="http://schemas.microsoft.com/office/word/2010/wordprocessingDrawing" xmlns:wp="http://schemas.openxmlformats.org/drawingml/2006/wordprocessingDrawing" xmlns:w10="urn:schemas-microsoft-com:office:word" xmlns:w="http://schemas.openxmlformats.org/wordprocessingml/2006/main" xmlns:w14="http://schemas.microsoft.com/office/word/2010/wordml" xmlns:w15="http://schemas.microsoft.com/office/word/2012/wordml" xmlns:w16cex="http://schemas.microsoft.com/office/word/2018/wordml/cex" xmlns:w16cid="http://schemas.microsoft.com/office/word/2016/wordml/cid" xmlns:w16="http://schemas.microsoft.com/office/word/2018/wordml" xmlns:w16sdtdh="http://schemas.microsoft.com/office/word/2020/wordml/sdtdatahash" xmlns:w16se="http://schemas.microsoft.com/office/word/2015/wordml/symex" xmlns:wpg="http://schemas.microsoft.com/office/word/2010/wordprocessingGroup" xmlns:wpi="http://schemas.microsoft.com/office/word/2010/wordprocessingInk" xmlns:wne="http://schemas.microsoft.com/office/word/2006/wordml" xmlns:wps="http://schemas.microsoft.com/office/word/2010/wordprocessingShape" mc:Ignorable="w14 w15 w16se w16cid w16 w16cex w16sdtdh wp14">
+<w:footnotes xmlns:wpc="http://schemas.microsoft.com/office/word/2010/wordprocessingCanvas" xmlns:cx="http://schemas.microsoft.com/office/drawing/2014/chartex" xmlns:cx1="http://schemas.microsoft.com/office/drawing/2015/9/8/chartex" xmlns:cx2="http://schemas.microsoft.com/office/drawing/2015/10/21/chartex" xmlns:cx3="http://schemas.microsoft.com/office/drawing/2016/5/9/chartex" xmlns:cx4="http://schemas.microsoft.com/office/drawing/2016/5/10/chartex" xmlns:cx5="http://schemas.microsoft.com/office/drawing/2016/5/11/chartex" xmlns:cx6="http://schemas.microsoft.com/office/drawing/2016/5/12/chartex" xmlns:cx7="http://schemas.microsoft.com/office/drawing/2016/5/13/chartex" xmlns:cx8="http://schemas.microsoft.com/office/drawing/2016/5/14/chartex" xmlns:mc="http://schemas.openxmlformats.org/markup-compatibility/2006" xmlns:aink="http://schemas.microsoft.com/office/drawing/2016/ink" xmlns:am3d="http://schemas.microsoft.com/office/drawing/2017/model3d" xmlns:o="urn:schemas-microsoft-com:office:office" xmlns:oel="http://schemas.microsoft.com/office/2019/extlst" xmlns:r="http://schemas.openxmlformats.org/officeDocument/2006/relationships" xmlns:m="http://schemas.openxmlformats.org/officeDocument/2006/math" xmlns:v="urn:schemas-microsoft-com:vml" xmlns:wp14="http://schemas.microsoft.com/office/word/2010/wordprocessingDrawing" xmlns:wp="http://schemas.openxmlformats.org/drawingml/2006/wordprocessingDrawing" xmlns:w10="urn:schemas-microsoft-com:office:word" xmlns:w="http://schemas.openxmlformats.org/wordprocessingml/2006/main" xmlns:w14="http://schemas.microsoft.com/office/word/2010/wordml" xmlns:w15="http://schemas.microsoft.com/office/word/2012/wordml" xmlns:w16cex="http://schemas.microsoft.com/office/word/2018/wordml/cex" xmlns:w16cid="http://schemas.microsoft.com/office/word/2016/wordml/cid" xmlns:w16="http://schemas.microsoft.com/office/word/2018/wordml" xmlns:w16du="http://schemas.microsoft.com/office/word/2023/wordml/word16du" xmlns:w16sdtdh="http://schemas.microsoft.com/office/word/2020/wordml/sdtdatahash" xmlns:w16sdtfl="http://schemas.microsoft.com/office/word/2024/wordml/sdtformatlock" xmlns:w16se="http://schemas.microsoft.com/office/word/2015/wordml/symex" xmlns:wpg="http://schemas.microsoft.com/office/word/2010/wordprocessingGroup" xmlns:wpi="http://schemas.microsoft.com/office/word/2010/wordprocessingInk" xmlns:wne="http://schemas.microsoft.com/office/word/2006/wordml" xmlns:wps="http://schemas.microsoft.com/office/word/2010/wordprocessingShape" mc:Ignorable="w14 w15 w16se w16cid w16 w16cex w16sdtdh w16sdtfl w16du wp14">
   <w:footnote w:type="separator" w:id="-1">
     <w:p>
       <w:pPr>
@@ -39157,7 +39634,7 @@
 </file>
 
 <file path=word/header1.xml><?xml version="1.0" encoding="utf-8"?>
-<w:hdr xmlns:wpc="http://schemas.microsoft.com/office/word/2010/wordprocessingCanvas" xmlns:cx="http://schemas.microsoft.com/office/drawing/2014/chartex" xmlns:cx1="http://schemas.microsoft.com/office/drawing/2015/9/8/chartex" xmlns:cx2="http://schemas.microsoft.com/office/drawing/2015/10/21/chartex" xmlns:cx3="http://schemas.microsoft.com/office/drawing/2016/5/9/chartex" xmlns:cx4="http://schemas.microsoft.com/office/drawing/2016/5/10/chartex" xmlns:cx5="http://schemas.microsoft.com/office/drawing/2016/5/11/chartex" xmlns:cx6="http://schemas.microsoft.com/office/drawing/2016/5/12/chartex" xmlns:cx7="http://schemas.microsoft.com/office/drawing/2016/5/13/chartex" xmlns:cx8="http://schemas.microsoft.com/office/drawing/2016/5/14/chartex" xmlns:mc="http://schemas.openxmlformats.org/markup-compatibility/2006" xmlns:aink="http://schemas.microsoft.com/office/drawing/2016/ink" xmlns:am3d="http://schemas.microsoft.com/office/drawing/2017/model3d" xmlns:o="urn:schemas-microsoft-com:office:office" xmlns:oel="http://schemas.microsoft.com/office/2019/extlst" xmlns:r="http://schemas.openxmlformats.org/officeDocument/2006/relationships" xmlns:m="http://schemas.openxmlformats.org/officeDocument/2006/math" xmlns:v="urn:schemas-microsoft-com:vml" xmlns:wp14="http://schemas.microsoft.com/office/word/2010/wordprocessingDrawing" xmlns:wp="http://schemas.openxmlformats.org/drawingml/2006/wordprocessingDrawing" xmlns:w10="urn:schemas-microsoft-com:office:word" xmlns:w="http://schemas.openxmlformats.org/wordprocessingml/2006/main" xmlns:w14="http://schemas.microsoft.com/office/word/2010/wordml" xmlns:w15="http://schemas.microsoft.com/office/word/2012/wordml" xmlns:w16cex="http://schemas.microsoft.com/office/word/2018/wordml/cex" xmlns:w16cid="http://schemas.microsoft.com/office/word/2016/wordml/cid" xmlns:w16="http://schemas.microsoft.com/office/word/2018/wordml" xmlns:w16sdtdh="http://schemas.microsoft.com/office/word/2020/wordml/sdtdatahash" xmlns:w16se="http://schemas.microsoft.com/office/word/2015/wordml/symex" xmlns:wpg="http://schemas.microsoft.com/office/word/2010/wordprocessingGroup" xmlns:wpi="http://schemas.microsoft.com/office/word/2010/wordprocessingInk" xmlns:wne="http://schemas.microsoft.com/office/word/2006/wordml" xmlns:wps="http://schemas.microsoft.com/office/word/2010/wordprocessingShape" mc:Ignorable="w14 w15 w16se w16cid w16 w16cex w16sdtdh wp14">
+<w:hdr xmlns:wpc="http://schemas.microsoft.com/office/word/2010/wordprocessingCanvas" xmlns:cx="http://schemas.microsoft.com/office/drawing/2014/chartex" xmlns:cx1="http://schemas.microsoft.com/office/drawing/2015/9/8/chartex" xmlns:cx2="http://schemas.microsoft.com/office/drawing/2015/10/21/chartex" xmlns:cx3="http://schemas.microsoft.com/office/drawing/2016/5/9/chartex" xmlns:cx4="http://schemas.microsoft.com/office/drawing/2016/5/10/chartex" xmlns:cx5="http://schemas.microsoft.com/office/drawing/2016/5/11/chartex" xmlns:cx6="http://schemas.microsoft.com/office/drawing/2016/5/12/chartex" xmlns:cx7="http://schemas.microsoft.com/office/drawing/2016/5/13/chartex" xmlns:cx8="http://schemas.microsoft.com/office/drawing/2016/5/14/chartex" xmlns:mc="http://schemas.openxmlformats.org/markup-compatibility/2006" xmlns:aink="http://schemas.microsoft.com/office/drawing/2016/ink" xmlns:am3d="http://schemas.microsoft.com/office/drawing/2017/model3d" xmlns:o="urn:schemas-microsoft-com:office:office" xmlns:oel="http://schemas.microsoft.com/office/2019/extlst" xmlns:r="http://schemas.openxmlformats.org/officeDocument/2006/relationships" xmlns:m="http://schemas.openxmlformats.org/officeDocument/2006/math" xmlns:v="urn:schemas-microsoft-com:vml" xmlns:wp14="http://schemas.microsoft.com/office/word/2010/wordprocessingDrawing" xmlns:wp="http://schemas.openxmlformats.org/drawingml/2006/wordprocessingDrawing" xmlns:w10="urn:schemas-microsoft-com:office:word" xmlns:w="http://schemas.openxmlformats.org/wordprocessingml/2006/main" xmlns:w14="http://schemas.microsoft.com/office/word/2010/wordml" xmlns:w15="http://schemas.microsoft.com/office/word/2012/wordml" xmlns:w16cex="http://schemas.microsoft.com/office/word/2018/wordml/cex" xmlns:w16cid="http://schemas.microsoft.com/office/word/2016/wordml/cid" xmlns:w16="http://schemas.microsoft.com/office/word/2018/wordml" xmlns:w16du="http://schemas.microsoft.com/office/word/2023/wordml/word16du" xmlns:w16sdtdh="http://schemas.microsoft.com/office/word/2020/wordml/sdtdatahash" xmlns:w16sdtfl="http://schemas.microsoft.com/office/word/2024/wordml/sdtformatlock" xmlns:w16se="http://schemas.microsoft.com/office/word/2015/wordml/symex" xmlns:wpg="http://schemas.microsoft.com/office/word/2010/wordprocessingGroup" xmlns:wpi="http://schemas.microsoft.com/office/word/2010/wordprocessingInk" xmlns:wne="http://schemas.microsoft.com/office/word/2006/wordml" xmlns:wps="http://schemas.microsoft.com/office/word/2010/wordprocessingShape" mc:Ignorable="w14 w15 w16se w16cid w16 w16cex w16sdtdh w16sdtfl w16du wp14">
   <w:p>
     <w:pPr>
       <w:pStyle w:val="Header"/>
@@ -39178,7 +39655,7 @@
 </file>
 
 <file path=word/header2.xml><?xml version="1.0" encoding="utf-8"?>
-<w:hdr xmlns:wpc="http://schemas.microsoft.com/office/word/2010/wordprocessingCanvas" xmlns:cx="http://schemas.microsoft.com/office/drawing/2014/chartex" xmlns:cx1="http://schemas.microsoft.com/office/drawing/2015/9/8/chartex" xmlns:cx2="http://schemas.microsoft.com/office/drawing/2015/10/21/chartex" xmlns:cx3="http://schemas.microsoft.com/office/drawing/2016/5/9/chartex" xmlns:cx4="http://schemas.microsoft.com/office/drawing/2016/5/10/chartex" xmlns:cx5="http://schemas.microsoft.com/office/drawing/2016/5/11/chartex" xmlns:cx6="http://schemas.microsoft.com/office/drawing/2016/5/12/chartex" xmlns:cx7="http://schemas.microsoft.com/office/drawing/2016/5/13/chartex" xmlns:cx8="http://schemas.microsoft.com/office/drawing/2016/5/14/chartex" xmlns:mc="http://schemas.openxmlformats.org/markup-compatibility/2006" xmlns:aink="http://schemas.microsoft.com/office/drawing/2016/ink" xmlns:am3d="http://schemas.microsoft.com/office/drawing/2017/model3d" xmlns:o="urn:schemas-microsoft-com:office:office" xmlns:oel="http://schemas.microsoft.com/office/2019/extlst" xmlns:r="http://schemas.openxmlformats.org/officeDocument/2006/relationships" xmlns:m="http://schemas.openxmlformats.org/officeDocument/2006/math" xmlns:v="urn:schemas-microsoft-com:vml" xmlns:wp14="http://schemas.microsoft.com/office/word/2010/wordprocessingDrawing" xmlns:wp="http://schemas.openxmlformats.org/drawingml/2006/wordprocessingDrawing" xmlns:w10="urn:schemas-microsoft-com:office:word" xmlns:w="http://schemas.openxmlformats.org/wordprocessingml/2006/main" xmlns:w14="http://schemas.microsoft.com/office/word/2010/wordml" xmlns:w15="http://schemas.microsoft.com/office/word/2012/wordml" xmlns:w16cex="http://schemas.microsoft.com/office/word/2018/wordml/cex" xmlns:w16cid="http://schemas.microsoft.com/office/word/2016/wordml/cid" xmlns:w16="http://schemas.microsoft.com/office/word/2018/wordml" xmlns:w16sdtdh="http://schemas.microsoft.com/office/word/2020/wordml/sdtdatahash" xmlns:w16se="http://schemas.microsoft.com/office/word/2015/wordml/symex" xmlns:wpg="http://schemas.microsoft.com/office/word/2010/wordprocessingGroup" xmlns:wpi="http://schemas.microsoft.com/office/word/2010/wordprocessingInk" xmlns:wne="http://schemas.microsoft.com/office/word/2006/wordml" xmlns:wps="http://schemas.microsoft.com/office/word/2010/wordprocessingShape" mc:Ignorable="w14 w15 w16se w16cid w16 w16cex w16sdtdh wp14">
+<w:hdr xmlns:wpc="http://schemas.microsoft.com/office/word/2010/wordprocessingCanvas" xmlns:cx="http://schemas.microsoft.com/office/drawing/2014/chartex" xmlns:cx1="http://schemas.microsoft.com/office/drawing/2015/9/8/chartex" xmlns:cx2="http://schemas.microsoft.com/office/drawing/2015/10/21/chartex" xmlns:cx3="http://schemas.microsoft.com/office/drawing/2016/5/9/chartex" xmlns:cx4="http://schemas.microsoft.com/office/drawing/2016/5/10/chartex" xmlns:cx5="http://schemas.microsoft.com/office/drawing/2016/5/11/chartex" xmlns:cx6="http://schemas.microsoft.com/office/drawing/2016/5/12/chartex" xmlns:cx7="http://schemas.microsoft.com/office/drawing/2016/5/13/chartex" xmlns:cx8="http://schemas.microsoft.com/office/drawing/2016/5/14/chartex" xmlns:mc="http://schemas.openxmlformats.org/markup-compatibility/2006" xmlns:aink="http://schemas.microsoft.com/office/drawing/2016/ink" xmlns:am3d="http://schemas.microsoft.com/office/drawing/2017/model3d" xmlns:o="urn:schemas-microsoft-com:office:office" xmlns:oel="http://schemas.microsoft.com/office/2019/extlst" xmlns:r="http://schemas.openxmlformats.org/officeDocument/2006/relationships" xmlns:m="http://schemas.openxmlformats.org/officeDocument/2006/math" xmlns:v="urn:schemas-microsoft-com:vml" xmlns:wp14="http://schemas.microsoft.com/office/word/2010/wordprocessingDrawing" xmlns:wp="http://schemas.openxmlformats.org/drawingml/2006/wordprocessingDrawing" xmlns:w10="urn:schemas-microsoft-com:office:word" xmlns:w="http://schemas.openxmlformats.org/wordprocessingml/2006/main" xmlns:w14="http://schemas.microsoft.com/office/word/2010/wordml" xmlns:w15="http://schemas.microsoft.com/office/word/2012/wordml" xmlns:w16cex="http://schemas.microsoft.com/office/word/2018/wordml/cex" xmlns:w16cid="http://schemas.microsoft.com/office/word/2016/wordml/cid" xmlns:w16="http://schemas.microsoft.com/office/word/2018/wordml" xmlns:w16du="http://schemas.microsoft.com/office/word/2023/wordml/word16du" xmlns:w16sdtdh="http://schemas.microsoft.com/office/word/2020/wordml/sdtdatahash" xmlns:w16sdtfl="http://schemas.microsoft.com/office/word/2024/wordml/sdtformatlock" xmlns:w16se="http://schemas.microsoft.com/office/word/2015/wordml/symex" xmlns:wpg="http://schemas.microsoft.com/office/word/2010/wordprocessingGroup" xmlns:wpi="http://schemas.microsoft.com/office/word/2010/wordprocessingInk" xmlns:wne="http://schemas.microsoft.com/office/word/2006/wordml" xmlns:wps="http://schemas.microsoft.com/office/word/2010/wordprocessingShape" mc:Ignorable="w14 w15 w16se w16cid w16 w16cex w16sdtdh w16sdtfl w16du wp14">
   <w:p>
     <w:pPr>
       <w:pStyle w:val="Header"/>
@@ -39191,7 +39668,7 @@
 </file>
 
 <file path=word/styles.xml><?xml version="1.0" encoding="utf-8"?>
-<w:styles xmlns:mc="http://schemas.openxmlformats.org/markup-compatibility/2006" xmlns:r="http://schemas.openxmlformats.org/officeDocument/2006/relationships" xmlns:w="http://schemas.openxmlformats.org/wordprocessingml/2006/main" xmlns:w14="http://schemas.microsoft.com/office/word/2010/wordml" xmlns:w15="http://schemas.microsoft.com/office/word/2012/wordml" xmlns:w16cex="http://schemas.microsoft.com/office/word/2018/wordml/cex" xmlns:w16cid="http://schemas.microsoft.com/office/word/2016/wordml/cid" xmlns:w16="http://schemas.microsoft.com/office/word/2018/wordml" xmlns:w16sdtdh="http://schemas.microsoft.com/office/word/2020/wordml/sdtdatahash" xmlns:w16se="http://schemas.microsoft.com/office/word/2015/wordml/symex" mc:Ignorable="w14 w15 w16se w16cid w16 w16cex w16sdtdh">
+<w:styles xmlns:mc="http://schemas.openxmlformats.org/markup-compatibility/2006" xmlns:r="http://schemas.openxmlformats.org/officeDocument/2006/relationships" xmlns:w="http://schemas.openxmlformats.org/wordprocessingml/2006/main" xmlns:w14="http://schemas.microsoft.com/office/word/2010/wordml" xmlns:w15="http://schemas.microsoft.com/office/word/2012/wordml" xmlns:w16cex="http://schemas.microsoft.com/office/word/2018/wordml/cex" xmlns:w16cid="http://schemas.microsoft.com/office/word/2016/wordml/cid" xmlns:w16="http://schemas.microsoft.com/office/word/2018/wordml" xmlns:w16du="http://schemas.microsoft.com/office/word/2023/wordml/word16du" xmlns:w16sdtdh="http://schemas.microsoft.com/office/word/2020/wordml/sdtdatahash" xmlns:w16sdtfl="http://schemas.microsoft.com/office/word/2024/wordml/sdtformatlock" xmlns:w16se="http://schemas.microsoft.com/office/word/2015/wordml/symex" mc:Ignorable="w14 w15 w16se w16cid w16 w16cex w16sdtdh w16sdtfl w16du">
   <w:docDefaults>
     <w:rPrDefault>
       <w:rPr>

--- a/TS Jatai Ghanam Project/TS 2.2/TS 2.2 Ghanam Sanskrit Corrections.docx
+++ b/TS Jatai Ghanam Project/TS 2.2/TS 2.2 Ghanam Sanskrit Corrections.docx
@@ -2152,179 +2152,6 @@
                 <w:szCs w:val="40"/>
               </w:rPr>
             </w:pPr>
-            <w:r>
-              <w:rPr>
-                <w:rFonts w:cs="BRH Devanagari Extra"/>
-                <w:color w:val="000000"/>
-                <w:szCs w:val="40"/>
-              </w:rPr>
-              <w:t>5</w:t>
-            </w:r>
-            <w:r>
-              <w:rPr>
-                <w:rFonts w:ascii="BRH Devanagari Extra" w:hAnsi="BRH Devanagari Extra" w:cs="BRH Devanagari Extra"/>
-                <w:color w:val="000000"/>
-                <w:sz w:val="32"/>
-                <w:szCs w:val="40"/>
-              </w:rPr>
-              <w:t>)</w:t>
-            </w:r>
-            <w:r>
-              <w:rPr>
-                <w:rFonts w:ascii="BRH Devanagari Extra" w:hAnsi="BRH Devanagari Extra" w:cs="BRH Devanagari Extra"/>
-                <w:color w:val="000000"/>
-                <w:sz w:val="32"/>
-                <w:szCs w:val="40"/>
-              </w:rPr>
-              <w:tab/>
-            </w:r>
-            <w:r>
-              <w:rPr>
-                <w:rFonts w:cs="BRH Devanagari Extra"/>
-                <w:color w:val="000000"/>
-                <w:szCs w:val="40"/>
-              </w:rPr>
-              <w:t>2</w:t>
-            </w:r>
-            <w:r>
-              <w:rPr>
-                <w:rFonts w:ascii="BRH Devanagari Extra" w:hAnsi="BRH Devanagari Extra" w:cs="BRH Devanagari Extra"/>
-                <w:color w:val="000000"/>
-                <w:sz w:val="32"/>
-                <w:szCs w:val="40"/>
-              </w:rPr>
-              <w:t>.</w:t>
-            </w:r>
-            <w:r>
-              <w:rPr>
-                <w:rFonts w:cs="BRH Devanagari Extra"/>
-                <w:color w:val="000000"/>
-                <w:szCs w:val="40"/>
-              </w:rPr>
-              <w:t>2</w:t>
-            </w:r>
-            <w:r>
-              <w:rPr>
-                <w:rFonts w:ascii="BRH Devanagari Extra" w:hAnsi="BRH Devanagari Extra" w:cs="BRH Devanagari Extra"/>
-                <w:color w:val="000000"/>
-                <w:sz w:val="32"/>
-                <w:szCs w:val="40"/>
-              </w:rPr>
-              <w:t>.</w:t>
-            </w:r>
-            <w:r>
-              <w:rPr>
-                <w:rFonts w:cs="BRH Devanagari Extra"/>
-                <w:color w:val="000000"/>
-                <w:szCs w:val="40"/>
-              </w:rPr>
-              <w:t>2</w:t>
-            </w:r>
-            <w:r>
-              <w:rPr>
-                <w:rFonts w:ascii="BRH Devanagari Extra" w:hAnsi="BRH Devanagari Extra" w:cs="BRH Devanagari Extra"/>
-                <w:color w:val="000000"/>
-                <w:sz w:val="32"/>
-                <w:szCs w:val="40"/>
-              </w:rPr>
-              <w:t>.</w:t>
-            </w:r>
-            <w:r>
-              <w:rPr>
-                <w:rFonts w:cs="BRH Devanagari Extra"/>
-                <w:color w:val="000000"/>
-                <w:szCs w:val="40"/>
-              </w:rPr>
-              <w:t>3</w:t>
-            </w:r>
-            <w:r>
-              <w:rPr>
-                <w:rFonts w:ascii="BRH Devanagari Extra" w:hAnsi="BRH Devanagari Extra" w:cs="BRH Devanagari Extra"/>
-                <w:color w:val="000000"/>
-                <w:sz w:val="32"/>
-                <w:szCs w:val="40"/>
-              </w:rPr>
-              <w:t>(</w:t>
-            </w:r>
-            <w:r>
-              <w:rPr>
-                <w:rFonts w:cs="BRH Devanagari Extra"/>
-                <w:color w:val="000000"/>
-                <w:szCs w:val="40"/>
-              </w:rPr>
-              <w:t>4</w:t>
-            </w:r>
-            <w:r>
-              <w:rPr>
-                <w:rFonts w:ascii="BRH Devanagari Extra" w:hAnsi="BRH Devanagari Extra" w:cs="BRH Devanagari Extra"/>
-                <w:color w:val="000000"/>
-                <w:sz w:val="32"/>
-                <w:szCs w:val="40"/>
-              </w:rPr>
-              <w:t>)</w:t>
-            </w:r>
-            <w:proofErr w:type="gramStart"/>
-            <w:r>
-              <w:rPr>
-                <w:rFonts w:ascii="BRH Devanagari Extra" w:hAnsi="BRH Devanagari Extra" w:cs="BRH Devanagari Extra"/>
-                <w:color w:val="000000"/>
-                <w:sz w:val="32"/>
-                <w:szCs w:val="40"/>
-              </w:rPr>
-              <w:t>-  mÉëå</w:t>
-            </w:r>
-            <w:proofErr w:type="gramEnd"/>
-            <w:r>
-              <w:rPr>
-                <w:rFonts w:ascii="BRH Malayalam Extra" w:hAnsi="BRH Malayalam Extra" w:cs="BRH Devanagari Extra"/>
-                <w:color w:val="000000"/>
-                <w:szCs w:val="40"/>
-              </w:rPr>
-              <w:t>–</w:t>
-            </w:r>
-            <w:r>
-              <w:rPr>
-                <w:rFonts w:ascii="BRH Devanagari Extra" w:hAnsi="BRH Devanagari Extra" w:cs="BRH Devanagari Extra"/>
-                <w:color w:val="000000"/>
-                <w:sz w:val="32"/>
-                <w:szCs w:val="40"/>
-              </w:rPr>
-              <w:t>UiÉåÿ | xÉÇ</w:t>
-            </w:r>
-            <w:r>
-              <w:rPr>
-                <w:rFonts w:ascii="BRH Malayalam Extra" w:hAnsi="BRH Malayalam Extra" w:cs="BRH Devanagari Extra"/>
-                <w:color w:val="000000"/>
-                <w:szCs w:val="40"/>
-              </w:rPr>
-              <w:t>–</w:t>
-            </w:r>
-            <w:r>
-              <w:rPr>
-                <w:rFonts w:ascii="BRH Devanagari Extra" w:hAnsi="BRH Devanagari Extra" w:cs="BRH Devanagari Extra"/>
-                <w:color w:val="000000"/>
-                <w:sz w:val="32"/>
-                <w:szCs w:val="40"/>
-              </w:rPr>
-              <w:t>mÉëåhÉÉïþÌlÉ | L</w:t>
-            </w:r>
-            <w:r>
-              <w:rPr>
-                <w:rFonts w:ascii="BRH Malayalam Extra" w:hAnsi="BRH Malayalam Extra" w:cs="BRH Devanagari Extra"/>
-                <w:color w:val="000000"/>
-                <w:szCs w:val="40"/>
-              </w:rPr>
-              <w:t>–</w:t>
-            </w:r>
-            <w:r>
-              <w:rPr>
-                <w:rFonts w:ascii="BRH Devanagari Extra" w:hAnsi="BRH Devanagari Extra" w:cs="BRH Devanagari Extra"/>
-                <w:color w:val="000000"/>
-                <w:sz w:val="32"/>
-                <w:szCs w:val="40"/>
-              </w:rPr>
-              <w:t>uÉ |</w:t>
-            </w:r>
           </w:p>
           <w:p>
             <w:pPr>
@@ -2342,12 +2169,200 @@
             </w:pPr>
             <w:r>
               <w:rPr>
-                <w:rFonts w:ascii="BRH Devanagari Extra" w:hAnsi="BRH Devanagari Extra" w:cs="BRH Devanagari Extra"/>
-                <w:color w:val="000000"/>
-                <w:sz w:val="32"/>
+                <w:rFonts w:cs="BRH Devanagari Extra"/>
+                <w:color w:val="000000"/>
                 <w:szCs w:val="40"/>
               </w:rPr>
               <w:lastRenderedPageBreak/>
+              <w:t>5</w:t>
+            </w:r>
+            <w:r>
+              <w:rPr>
+                <w:rFonts w:ascii="BRH Devanagari Extra" w:hAnsi="BRH Devanagari Extra" w:cs="BRH Devanagari Extra"/>
+                <w:color w:val="000000"/>
+                <w:sz w:val="32"/>
+                <w:szCs w:val="40"/>
+              </w:rPr>
+              <w:t>)</w:t>
+            </w:r>
+            <w:r>
+              <w:rPr>
+                <w:rFonts w:ascii="BRH Devanagari Extra" w:hAnsi="BRH Devanagari Extra" w:cs="BRH Devanagari Extra"/>
+                <w:color w:val="000000"/>
+                <w:sz w:val="32"/>
+                <w:szCs w:val="40"/>
+              </w:rPr>
+              <w:tab/>
+            </w:r>
+            <w:r>
+              <w:rPr>
+                <w:rFonts w:cs="BRH Devanagari Extra"/>
+                <w:color w:val="000000"/>
+                <w:szCs w:val="40"/>
+              </w:rPr>
+              <w:t>2</w:t>
+            </w:r>
+            <w:r>
+              <w:rPr>
+                <w:rFonts w:ascii="BRH Devanagari Extra" w:hAnsi="BRH Devanagari Extra" w:cs="BRH Devanagari Extra"/>
+                <w:color w:val="000000"/>
+                <w:sz w:val="32"/>
+                <w:szCs w:val="40"/>
+              </w:rPr>
+              <w:t>.</w:t>
+            </w:r>
+            <w:r>
+              <w:rPr>
+                <w:rFonts w:cs="BRH Devanagari Extra"/>
+                <w:color w:val="000000"/>
+                <w:szCs w:val="40"/>
+              </w:rPr>
+              <w:t>2</w:t>
+            </w:r>
+            <w:r>
+              <w:rPr>
+                <w:rFonts w:ascii="BRH Devanagari Extra" w:hAnsi="BRH Devanagari Extra" w:cs="BRH Devanagari Extra"/>
+                <w:color w:val="000000"/>
+                <w:sz w:val="32"/>
+                <w:szCs w:val="40"/>
+              </w:rPr>
+              <w:t>.</w:t>
+            </w:r>
+            <w:r>
+              <w:rPr>
+                <w:rFonts w:cs="BRH Devanagari Extra"/>
+                <w:color w:val="000000"/>
+                <w:szCs w:val="40"/>
+              </w:rPr>
+              <w:t>2</w:t>
+            </w:r>
+            <w:r>
+              <w:rPr>
+                <w:rFonts w:ascii="BRH Devanagari Extra" w:hAnsi="BRH Devanagari Extra" w:cs="BRH Devanagari Extra"/>
+                <w:color w:val="000000"/>
+                <w:sz w:val="32"/>
+                <w:szCs w:val="40"/>
+              </w:rPr>
+              <w:t>.</w:t>
+            </w:r>
+            <w:r>
+              <w:rPr>
+                <w:rFonts w:cs="BRH Devanagari Extra"/>
+                <w:color w:val="000000"/>
+                <w:szCs w:val="40"/>
+              </w:rPr>
+              <w:t>3</w:t>
+            </w:r>
+            <w:r>
+              <w:rPr>
+                <w:rFonts w:ascii="BRH Devanagari Extra" w:hAnsi="BRH Devanagari Extra" w:cs="BRH Devanagari Extra"/>
+                <w:color w:val="000000"/>
+                <w:sz w:val="32"/>
+                <w:szCs w:val="40"/>
+              </w:rPr>
+              <w:t>(</w:t>
+            </w:r>
+            <w:r>
+              <w:rPr>
+                <w:rFonts w:cs="BRH Devanagari Extra"/>
+                <w:color w:val="000000"/>
+                <w:szCs w:val="40"/>
+              </w:rPr>
+              <w:t>4</w:t>
+            </w:r>
+            <w:r>
+              <w:rPr>
+                <w:rFonts w:ascii="BRH Devanagari Extra" w:hAnsi="BRH Devanagari Extra" w:cs="BRH Devanagari Extra"/>
+                <w:color w:val="000000"/>
+                <w:sz w:val="32"/>
+                <w:szCs w:val="40"/>
+              </w:rPr>
+              <w:t>)</w:t>
+            </w:r>
+            <w:proofErr w:type="gramStart"/>
+            <w:r>
+              <w:rPr>
+                <w:rFonts w:ascii="BRH Devanagari Extra" w:hAnsi="BRH Devanagari Extra" w:cs="BRH Devanagari Extra"/>
+                <w:color w:val="000000"/>
+                <w:sz w:val="32"/>
+                <w:szCs w:val="40"/>
+              </w:rPr>
+              <w:t>-  mÉëå</w:t>
+            </w:r>
+            <w:proofErr w:type="gramEnd"/>
+            <w:r>
+              <w:rPr>
+                <w:rFonts w:ascii="BRH Malayalam Extra" w:hAnsi="BRH Malayalam Extra" w:cs="BRH Devanagari Extra"/>
+                <w:color w:val="000000"/>
+                <w:szCs w:val="40"/>
+              </w:rPr>
+              <w:t>–</w:t>
+            </w:r>
+            <w:r>
+              <w:rPr>
+                <w:rFonts w:ascii="BRH Devanagari Extra" w:hAnsi="BRH Devanagari Extra" w:cs="BRH Devanagari Extra"/>
+                <w:color w:val="000000"/>
+                <w:sz w:val="32"/>
+                <w:szCs w:val="40"/>
+              </w:rPr>
+              <w:t>UiÉåÿ | xÉÇ</w:t>
+            </w:r>
+            <w:r>
+              <w:rPr>
+                <w:rFonts w:ascii="BRH Malayalam Extra" w:hAnsi="BRH Malayalam Extra" w:cs="BRH Devanagari Extra"/>
+                <w:color w:val="000000"/>
+                <w:szCs w:val="40"/>
+              </w:rPr>
+              <w:t>–</w:t>
+            </w:r>
+            <w:r>
+              <w:rPr>
+                <w:rFonts w:ascii="BRH Devanagari Extra" w:hAnsi="BRH Devanagari Extra" w:cs="BRH Devanagari Extra"/>
+                <w:color w:val="000000"/>
+                <w:sz w:val="32"/>
+                <w:szCs w:val="40"/>
+              </w:rPr>
+              <w:t>mÉëåhÉÉïþÌlÉ | L</w:t>
+            </w:r>
+            <w:r>
+              <w:rPr>
+                <w:rFonts w:ascii="BRH Malayalam Extra" w:hAnsi="BRH Malayalam Extra" w:cs="BRH Devanagari Extra"/>
+                <w:color w:val="000000"/>
+                <w:szCs w:val="40"/>
+              </w:rPr>
+              <w:t>–</w:t>
+            </w:r>
+            <w:r>
+              <w:rPr>
+                <w:rFonts w:ascii="BRH Devanagari Extra" w:hAnsi="BRH Devanagari Extra" w:cs="BRH Devanagari Extra"/>
+                <w:color w:val="000000"/>
+                <w:sz w:val="32"/>
+                <w:szCs w:val="40"/>
+              </w:rPr>
+              <w:t>uÉ |</w:t>
+            </w:r>
+          </w:p>
+          <w:p>
+            <w:pPr>
+              <w:widowControl w:val="0"/>
+              <w:autoSpaceDE w:val="0"/>
+              <w:autoSpaceDN w:val="0"/>
+              <w:adjustRightInd w:val="0"/>
+              <w:spacing w:before="0" w:line="240" w:lineRule="auto"/>
+              <w:rPr>
+                <w:rFonts w:ascii="BRH Devanagari Extra" w:hAnsi="BRH Devanagari Extra" w:cs="BRH Devanagari Extra"/>
+                <w:color w:val="000000"/>
+                <w:sz w:val="32"/>
+                <w:szCs w:val="40"/>
+              </w:rPr>
+            </w:pPr>
+            <w:r>
+              <w:rPr>
+                <w:rFonts w:ascii="BRH Devanagari Extra" w:hAnsi="BRH Devanagari Extra" w:cs="BRH Devanagari Extra"/>
+                <w:color w:val="000000"/>
+                <w:sz w:val="32"/>
+                <w:szCs w:val="40"/>
+              </w:rPr>
               <w:t>mÉëå</w:t>
             </w:r>
             <w:r>
@@ -3872,179 +3887,6 @@
                 <w:szCs w:val="40"/>
               </w:rPr>
             </w:pPr>
-            <w:r>
-              <w:rPr>
-                <w:rFonts w:cs="BRH Devanagari Extra"/>
-                <w:color w:val="000000"/>
-                <w:szCs w:val="40"/>
-              </w:rPr>
-              <w:t>5</w:t>
-            </w:r>
-            <w:r>
-              <w:rPr>
-                <w:rFonts w:ascii="BRH Devanagari Extra" w:hAnsi="BRH Devanagari Extra" w:cs="BRH Devanagari Extra"/>
-                <w:color w:val="000000"/>
-                <w:sz w:val="32"/>
-                <w:szCs w:val="40"/>
-              </w:rPr>
-              <w:t>)</w:t>
-            </w:r>
-            <w:r>
-              <w:rPr>
-                <w:rFonts w:ascii="BRH Devanagari Extra" w:hAnsi="BRH Devanagari Extra" w:cs="BRH Devanagari Extra"/>
-                <w:color w:val="000000"/>
-                <w:sz w:val="32"/>
-                <w:szCs w:val="40"/>
-              </w:rPr>
-              <w:tab/>
-            </w:r>
-            <w:r>
-              <w:rPr>
-                <w:rFonts w:cs="BRH Devanagari Extra"/>
-                <w:color w:val="000000"/>
-                <w:szCs w:val="40"/>
-              </w:rPr>
-              <w:t>2</w:t>
-            </w:r>
-            <w:r>
-              <w:rPr>
-                <w:rFonts w:ascii="BRH Devanagari Extra" w:hAnsi="BRH Devanagari Extra" w:cs="BRH Devanagari Extra"/>
-                <w:color w:val="000000"/>
-                <w:sz w:val="32"/>
-                <w:szCs w:val="40"/>
-              </w:rPr>
-              <w:t>.</w:t>
-            </w:r>
-            <w:r>
-              <w:rPr>
-                <w:rFonts w:cs="BRH Devanagari Extra"/>
-                <w:color w:val="000000"/>
-                <w:szCs w:val="40"/>
-              </w:rPr>
-              <w:t>2</w:t>
-            </w:r>
-            <w:r>
-              <w:rPr>
-                <w:rFonts w:ascii="BRH Devanagari Extra" w:hAnsi="BRH Devanagari Extra" w:cs="BRH Devanagari Extra"/>
-                <w:color w:val="000000"/>
-                <w:sz w:val="32"/>
-                <w:szCs w:val="40"/>
-              </w:rPr>
-              <w:t>.</w:t>
-            </w:r>
-            <w:r>
-              <w:rPr>
-                <w:rFonts w:cs="BRH Devanagari Extra"/>
-                <w:color w:val="000000"/>
-                <w:szCs w:val="40"/>
-              </w:rPr>
-              <w:t>2</w:t>
-            </w:r>
-            <w:r>
-              <w:rPr>
-                <w:rFonts w:ascii="BRH Devanagari Extra" w:hAnsi="BRH Devanagari Extra" w:cs="BRH Devanagari Extra"/>
-                <w:color w:val="000000"/>
-                <w:sz w:val="32"/>
-                <w:szCs w:val="40"/>
-              </w:rPr>
-              <w:t>.</w:t>
-            </w:r>
-            <w:r>
-              <w:rPr>
-                <w:rFonts w:cs="BRH Devanagari Extra"/>
-                <w:color w:val="000000"/>
-                <w:szCs w:val="40"/>
-              </w:rPr>
-              <w:t>3</w:t>
-            </w:r>
-            <w:r>
-              <w:rPr>
-                <w:rFonts w:ascii="BRH Devanagari Extra" w:hAnsi="BRH Devanagari Extra" w:cs="BRH Devanagari Extra"/>
-                <w:color w:val="000000"/>
-                <w:sz w:val="32"/>
-                <w:szCs w:val="40"/>
-              </w:rPr>
-              <w:t>(</w:t>
-            </w:r>
-            <w:r>
-              <w:rPr>
-                <w:rFonts w:cs="BRH Devanagari Extra"/>
-                <w:color w:val="000000"/>
-                <w:szCs w:val="40"/>
-              </w:rPr>
-              <w:t>4</w:t>
-            </w:r>
-            <w:r>
-              <w:rPr>
-                <w:rFonts w:ascii="BRH Devanagari Extra" w:hAnsi="BRH Devanagari Extra" w:cs="BRH Devanagari Extra"/>
-                <w:color w:val="000000"/>
-                <w:sz w:val="32"/>
-                <w:szCs w:val="40"/>
-              </w:rPr>
-              <w:t>)</w:t>
-            </w:r>
-            <w:proofErr w:type="gramStart"/>
-            <w:r>
-              <w:rPr>
-                <w:rFonts w:ascii="BRH Devanagari Extra" w:hAnsi="BRH Devanagari Extra" w:cs="BRH Devanagari Extra"/>
-                <w:color w:val="000000"/>
-                <w:sz w:val="32"/>
-                <w:szCs w:val="40"/>
-              </w:rPr>
-              <w:t>-  mÉëå</w:t>
-            </w:r>
-            <w:proofErr w:type="gramEnd"/>
-            <w:r>
-              <w:rPr>
-                <w:rFonts w:ascii="BRH Malayalam Extra" w:hAnsi="BRH Malayalam Extra" w:cs="BRH Devanagari Extra"/>
-                <w:color w:val="000000"/>
-                <w:szCs w:val="40"/>
-              </w:rPr>
-              <w:t>–</w:t>
-            </w:r>
-            <w:r>
-              <w:rPr>
-                <w:rFonts w:ascii="BRH Devanagari Extra" w:hAnsi="BRH Devanagari Extra" w:cs="BRH Devanagari Extra"/>
-                <w:color w:val="000000"/>
-                <w:sz w:val="32"/>
-                <w:szCs w:val="40"/>
-              </w:rPr>
-              <w:t>UiÉåÿ | xÉÇ</w:t>
-            </w:r>
-            <w:r>
-              <w:rPr>
-                <w:rFonts w:ascii="BRH Malayalam Extra" w:hAnsi="BRH Malayalam Extra" w:cs="BRH Devanagari Extra"/>
-                <w:color w:val="000000"/>
-                <w:szCs w:val="40"/>
-              </w:rPr>
-              <w:t>–</w:t>
-            </w:r>
-            <w:r>
-              <w:rPr>
-                <w:rFonts w:ascii="BRH Devanagari Extra" w:hAnsi="BRH Devanagari Extra" w:cs="BRH Devanagari Extra"/>
-                <w:color w:val="000000"/>
-                <w:sz w:val="32"/>
-                <w:szCs w:val="40"/>
-              </w:rPr>
-              <w:t>mÉëåhÉÉïþÌlÉ | L</w:t>
-            </w:r>
-            <w:r>
-              <w:rPr>
-                <w:rFonts w:ascii="BRH Malayalam Extra" w:hAnsi="BRH Malayalam Extra" w:cs="BRH Devanagari Extra"/>
-                <w:color w:val="000000"/>
-                <w:szCs w:val="40"/>
-              </w:rPr>
-              <w:t>–</w:t>
-            </w:r>
-            <w:r>
-              <w:rPr>
-                <w:rFonts w:ascii="BRH Devanagari Extra" w:hAnsi="BRH Devanagari Extra" w:cs="BRH Devanagari Extra"/>
-                <w:color w:val="000000"/>
-                <w:sz w:val="32"/>
-                <w:szCs w:val="40"/>
-              </w:rPr>
-              <w:t>uÉ |</w:t>
-            </w:r>
           </w:p>
           <w:p>
             <w:pPr>
@@ -4062,12 +3904,200 @@
             </w:pPr>
             <w:r>
               <w:rPr>
-                <w:rFonts w:ascii="BRH Devanagari Extra" w:hAnsi="BRH Devanagari Extra" w:cs="BRH Devanagari Extra"/>
-                <w:color w:val="000000"/>
-                <w:sz w:val="32"/>
+                <w:rFonts w:cs="BRH Devanagari Extra"/>
+                <w:color w:val="000000"/>
                 <w:szCs w:val="40"/>
               </w:rPr>
               <w:lastRenderedPageBreak/>
+              <w:t>5</w:t>
+            </w:r>
+            <w:r>
+              <w:rPr>
+                <w:rFonts w:ascii="BRH Devanagari Extra" w:hAnsi="BRH Devanagari Extra" w:cs="BRH Devanagari Extra"/>
+                <w:color w:val="000000"/>
+                <w:sz w:val="32"/>
+                <w:szCs w:val="40"/>
+              </w:rPr>
+              <w:t>)</w:t>
+            </w:r>
+            <w:r>
+              <w:rPr>
+                <w:rFonts w:ascii="BRH Devanagari Extra" w:hAnsi="BRH Devanagari Extra" w:cs="BRH Devanagari Extra"/>
+                <w:color w:val="000000"/>
+                <w:sz w:val="32"/>
+                <w:szCs w:val="40"/>
+              </w:rPr>
+              <w:tab/>
+            </w:r>
+            <w:r>
+              <w:rPr>
+                <w:rFonts w:cs="BRH Devanagari Extra"/>
+                <w:color w:val="000000"/>
+                <w:szCs w:val="40"/>
+              </w:rPr>
+              <w:t>2</w:t>
+            </w:r>
+            <w:r>
+              <w:rPr>
+                <w:rFonts w:ascii="BRH Devanagari Extra" w:hAnsi="BRH Devanagari Extra" w:cs="BRH Devanagari Extra"/>
+                <w:color w:val="000000"/>
+                <w:sz w:val="32"/>
+                <w:szCs w:val="40"/>
+              </w:rPr>
+              <w:t>.</w:t>
+            </w:r>
+            <w:r>
+              <w:rPr>
+                <w:rFonts w:cs="BRH Devanagari Extra"/>
+                <w:color w:val="000000"/>
+                <w:szCs w:val="40"/>
+              </w:rPr>
+              <w:t>2</w:t>
+            </w:r>
+            <w:r>
+              <w:rPr>
+                <w:rFonts w:ascii="BRH Devanagari Extra" w:hAnsi="BRH Devanagari Extra" w:cs="BRH Devanagari Extra"/>
+                <w:color w:val="000000"/>
+                <w:sz w:val="32"/>
+                <w:szCs w:val="40"/>
+              </w:rPr>
+              <w:t>.</w:t>
+            </w:r>
+            <w:r>
+              <w:rPr>
+                <w:rFonts w:cs="BRH Devanagari Extra"/>
+                <w:color w:val="000000"/>
+                <w:szCs w:val="40"/>
+              </w:rPr>
+              <w:t>2</w:t>
+            </w:r>
+            <w:r>
+              <w:rPr>
+                <w:rFonts w:ascii="BRH Devanagari Extra" w:hAnsi="BRH Devanagari Extra" w:cs="BRH Devanagari Extra"/>
+                <w:color w:val="000000"/>
+                <w:sz w:val="32"/>
+                <w:szCs w:val="40"/>
+              </w:rPr>
+              <w:t>.</w:t>
+            </w:r>
+            <w:r>
+              <w:rPr>
+                <w:rFonts w:cs="BRH Devanagari Extra"/>
+                <w:color w:val="000000"/>
+                <w:szCs w:val="40"/>
+              </w:rPr>
+              <w:t>3</w:t>
+            </w:r>
+            <w:r>
+              <w:rPr>
+                <w:rFonts w:ascii="BRH Devanagari Extra" w:hAnsi="BRH Devanagari Extra" w:cs="BRH Devanagari Extra"/>
+                <w:color w:val="000000"/>
+                <w:sz w:val="32"/>
+                <w:szCs w:val="40"/>
+              </w:rPr>
+              <w:t>(</w:t>
+            </w:r>
+            <w:r>
+              <w:rPr>
+                <w:rFonts w:cs="BRH Devanagari Extra"/>
+                <w:color w:val="000000"/>
+                <w:szCs w:val="40"/>
+              </w:rPr>
+              <w:t>4</w:t>
+            </w:r>
+            <w:r>
+              <w:rPr>
+                <w:rFonts w:ascii="BRH Devanagari Extra" w:hAnsi="BRH Devanagari Extra" w:cs="BRH Devanagari Extra"/>
+                <w:color w:val="000000"/>
+                <w:sz w:val="32"/>
+                <w:szCs w:val="40"/>
+              </w:rPr>
+              <w:t>)</w:t>
+            </w:r>
+            <w:proofErr w:type="gramStart"/>
+            <w:r>
+              <w:rPr>
+                <w:rFonts w:ascii="BRH Devanagari Extra" w:hAnsi="BRH Devanagari Extra" w:cs="BRH Devanagari Extra"/>
+                <w:color w:val="000000"/>
+                <w:sz w:val="32"/>
+                <w:szCs w:val="40"/>
+              </w:rPr>
+              <w:t>-  mÉëå</w:t>
+            </w:r>
+            <w:proofErr w:type="gramEnd"/>
+            <w:r>
+              <w:rPr>
+                <w:rFonts w:ascii="BRH Malayalam Extra" w:hAnsi="BRH Malayalam Extra" w:cs="BRH Devanagari Extra"/>
+                <w:color w:val="000000"/>
+                <w:szCs w:val="40"/>
+              </w:rPr>
+              <w:t>–</w:t>
+            </w:r>
+            <w:r>
+              <w:rPr>
+                <w:rFonts w:ascii="BRH Devanagari Extra" w:hAnsi="BRH Devanagari Extra" w:cs="BRH Devanagari Extra"/>
+                <w:color w:val="000000"/>
+                <w:sz w:val="32"/>
+                <w:szCs w:val="40"/>
+              </w:rPr>
+              <w:t>UiÉåÿ | xÉÇ</w:t>
+            </w:r>
+            <w:r>
+              <w:rPr>
+                <w:rFonts w:ascii="BRH Malayalam Extra" w:hAnsi="BRH Malayalam Extra" w:cs="BRH Devanagari Extra"/>
+                <w:color w:val="000000"/>
+                <w:szCs w:val="40"/>
+              </w:rPr>
+              <w:t>–</w:t>
+            </w:r>
+            <w:r>
+              <w:rPr>
+                <w:rFonts w:ascii="BRH Devanagari Extra" w:hAnsi="BRH Devanagari Extra" w:cs="BRH Devanagari Extra"/>
+                <w:color w:val="000000"/>
+                <w:sz w:val="32"/>
+                <w:szCs w:val="40"/>
+              </w:rPr>
+              <w:t>mÉëåhÉÉïþÌlÉ | L</w:t>
+            </w:r>
+            <w:r>
+              <w:rPr>
+                <w:rFonts w:ascii="BRH Malayalam Extra" w:hAnsi="BRH Malayalam Extra" w:cs="BRH Devanagari Extra"/>
+                <w:color w:val="000000"/>
+                <w:szCs w:val="40"/>
+              </w:rPr>
+              <w:t>–</w:t>
+            </w:r>
+            <w:r>
+              <w:rPr>
+                <w:rFonts w:ascii="BRH Devanagari Extra" w:hAnsi="BRH Devanagari Extra" w:cs="BRH Devanagari Extra"/>
+                <w:color w:val="000000"/>
+                <w:sz w:val="32"/>
+                <w:szCs w:val="40"/>
+              </w:rPr>
+              <w:t>uÉ |</w:t>
+            </w:r>
+          </w:p>
+          <w:p>
+            <w:pPr>
+              <w:widowControl w:val="0"/>
+              <w:autoSpaceDE w:val="0"/>
+              <w:autoSpaceDN w:val="0"/>
+              <w:adjustRightInd w:val="0"/>
+              <w:spacing w:before="0" w:line="240" w:lineRule="auto"/>
+              <w:rPr>
+                <w:rFonts w:ascii="BRH Devanagari Extra" w:hAnsi="BRH Devanagari Extra" w:cs="BRH Devanagari Extra"/>
+                <w:color w:val="000000"/>
+                <w:sz w:val="32"/>
+                <w:szCs w:val="40"/>
+              </w:rPr>
+            </w:pPr>
+            <w:r>
+              <w:rPr>
+                <w:rFonts w:ascii="BRH Devanagari Extra" w:hAnsi="BRH Devanagari Extra" w:cs="BRH Devanagari Extra"/>
+                <w:color w:val="000000"/>
+                <w:sz w:val="32"/>
+                <w:szCs w:val="40"/>
+              </w:rPr>
               <w:t>mÉëå</w:t>
             </w:r>
             <w:r>
@@ -6061,6 +6091,7 @@
                 <w:sz w:val="32"/>
                 <w:szCs w:val="40"/>
               </w:rPr>
+              <w:lastRenderedPageBreak/>
               <w:t>U¤ÉþxÉÉ</w:t>
             </w:r>
             <w:r>
@@ -6174,7 +6205,6 @@
                 <w:color w:val="000000"/>
                 <w:szCs w:val="40"/>
               </w:rPr>
-              <w:lastRenderedPageBreak/>
               <w:t>16</w:t>
             </w:r>
             <w:r>
@@ -8079,6 +8109,7 @@
                 <w:sz w:val="32"/>
                 <w:szCs w:val="40"/>
               </w:rPr>
+              <w:lastRenderedPageBreak/>
               <w:t>U¤ÉþxÉÉ</w:t>
             </w:r>
             <w:r>
@@ -8183,7 +8214,6 @@
                 <w:color w:val="000000"/>
                 <w:szCs w:val="40"/>
               </w:rPr>
-              <w:lastRenderedPageBreak/>
               <w:t>16</w:t>
             </w:r>
             <w:r>
@@ -10912,6 +10942,7 @@
                 <w:color w:val="000000"/>
                 <w:szCs w:val="40"/>
               </w:rPr>
+              <w:lastRenderedPageBreak/>
               <w:t>59</w:t>
             </w:r>
             <w:r>
@@ -11154,7 +11185,6 @@
                 <w:sz w:val="32"/>
                 <w:szCs w:val="40"/>
               </w:rPr>
-              <w:lastRenderedPageBreak/>
               <w:t>zÉ</w:t>
             </w:r>
             <w:r>
@@ -12462,6 +12492,7 @@
                 <w:color w:val="000000"/>
                 <w:szCs w:val="40"/>
               </w:rPr>
+              <w:lastRenderedPageBreak/>
               <w:t>59</w:t>
             </w:r>
             <w:r>
@@ -12705,7 +12736,6 @@
                 <w:sz w:val="32"/>
                 <w:szCs w:val="40"/>
               </w:rPr>
-              <w:lastRenderedPageBreak/>
               <w:t>zÉ</w:t>
             </w:r>
             <w:r>
@@ -15735,6 +15765,7 @@
                 <w:color w:val="000000"/>
                 <w:szCs w:val="40"/>
               </w:rPr>
+              <w:lastRenderedPageBreak/>
               <w:t>22</w:t>
             </w:r>
             <w:r>
@@ -16469,7 +16500,6 @@
                 <w:color w:val="000000"/>
                 <w:szCs w:val="40"/>
               </w:rPr>
-              <w:lastRenderedPageBreak/>
               <w:t>35</w:t>
             </w:r>
             <w:r>
@@ -18147,6 +18177,7 @@
                 <w:sz w:val="32"/>
                 <w:szCs w:val="40"/>
               </w:rPr>
+              <w:lastRenderedPageBreak/>
               <w:t>A</w:t>
             </w:r>
             <w:r>
@@ -18506,6 +18537,7 @@
                 <w:color w:val="000000"/>
                 <w:szCs w:val="40"/>
               </w:rPr>
+              <w:lastRenderedPageBreak/>
               <w:t>60</w:t>
             </w:r>
             <w:r>
@@ -19686,6 +19718,7 @@
                 <w:sz w:val="32"/>
                 <w:szCs w:val="40"/>
               </w:rPr>
+              <w:lastRenderedPageBreak/>
               <w:t>A</w:t>
             </w:r>
             <w:r>
@@ -21909,6 +21942,9 @@
       </w:tr>
       <w:bookmarkEnd w:id="0"/>
       <w:tr>
+        <w:trPr>
+          <w:trHeight w:val="699"/>
+        </w:trPr>
         <w:tc>
           <w:tcPr>
             <w:tcW w:w="7450" w:type="dxa"/>
@@ -22836,6 +22872,7 @@
                 <w:sz w:val="32"/>
                 <w:szCs w:val="40"/>
               </w:rPr>
+              <w:lastRenderedPageBreak/>
               <w:t>cÉU lirÉ</w:t>
             </w:r>
             <w:r>
@@ -22947,6 +22984,7 @@
                 <w:color w:val="000000"/>
                 <w:szCs w:val="40"/>
               </w:rPr>
+              <w:lastRenderedPageBreak/>
               <w:t>3</w:t>
             </w:r>
             <w:r>
@@ -23848,6 +23886,7 @@
                 <w:sz w:val="32"/>
                 <w:szCs w:val="40"/>
               </w:rPr>
+              <w:lastRenderedPageBreak/>
               <w:t>cÉU lirÉ</w:t>
             </w:r>
             <w:r>
@@ -26923,6 +26962,7 @@
                 <w:cs/>
                 <w:lang w:bidi="ta-IN"/>
               </w:rPr>
+              <w:lastRenderedPageBreak/>
               <w:t>5</w:t>
             </w:r>
             <w:r>
@@ -27247,6 +27287,7 @@
                 <w:cs/>
                 <w:lang w:bidi="ta-IN"/>
               </w:rPr>
+              <w:lastRenderedPageBreak/>
               <w:t>47</w:t>
             </w:r>
             <w:r>
@@ -27722,6 +27763,7 @@
                 <w:cs/>
                 <w:lang w:bidi="ta-IN"/>
               </w:rPr>
+              <w:lastRenderedPageBreak/>
               <w:t>5</w:t>
             </w:r>
             <w:r>
@@ -30668,6 +30710,7 @@
                 <w:color w:val="000000"/>
                 <w:szCs w:val="40"/>
               </w:rPr>
+              <w:lastRenderedPageBreak/>
               <w:t>42</w:t>
             </w:r>
             <w:r>
@@ -31050,7 +31093,6 @@
                 <w:color w:val="000000"/>
                 <w:szCs w:val="40"/>
               </w:rPr>
-              <w:lastRenderedPageBreak/>
               <w:t>43</w:t>
             </w:r>
             <w:r>
@@ -32307,6 +32349,7 @@
                 <w:color w:val="000000"/>
                 <w:szCs w:val="40"/>
               </w:rPr>
+              <w:lastRenderedPageBreak/>
               <w:t>42</w:t>
             </w:r>
             <w:r>
@@ -32699,7 +32742,6 @@
                 <w:color w:val="000000"/>
                 <w:szCs w:val="40"/>
               </w:rPr>
-              <w:lastRenderedPageBreak/>
               <w:t>43</w:t>
             </w:r>
             <w:r>
@@ -35496,6 +35538,7 @@
                 <w:sz w:val="32"/>
                 <w:szCs w:val="40"/>
               </w:rPr>
+              <w:lastRenderedPageBreak/>
               <w:t>´ÉÑirÉÉ</w:t>
             </w:r>
             <w:r>
@@ -35727,7 +35770,6 @@
                 <w:color w:val="000000"/>
                 <w:szCs w:val="40"/>
               </w:rPr>
-              <w:lastRenderedPageBreak/>
               <w:t>21</w:t>
             </w:r>
             <w:r>
@@ -36179,6 +36221,7 @@
                 <w:sz w:val="32"/>
                 <w:szCs w:val="40"/>
               </w:rPr>
+              <w:lastRenderedPageBreak/>
               <w:t>´ÉÑirÉÉ</w:t>
             </w:r>
             <w:r>
@@ -36395,7 +36438,6 @@
                 <w:color w:val="000000"/>
                 <w:szCs w:val="40"/>
               </w:rPr>
-              <w:lastRenderedPageBreak/>
               <w:t>21</w:t>
             </w:r>
             <w:r>
@@ -38800,7 +38842,6 @@
           <w:szCs w:val="32"/>
           <w:u w:val="single"/>
         </w:rPr>
-        <w:lastRenderedPageBreak/>
         <w:t xml:space="preserve">TS </w:t>
       </w:r>
       <w:r>
